--- a/docx/Automation/automation-tests-guide.docx
+++ b/docx/Automation/automation-tests-guide.docx
@@ -637,8 +637,16 @@
       <w:tblPr>
         <w:tblStyle w:val="Table"/>
         <w:tblW w:type="pct" w:w="5000"/>
-        <w:tblLayout w:type="fixed"/>
+        <w:tblLayout w:type="autofit"/>
         <w:tblLook w:firstRow="1" w:lastRow="0" w:firstColumn="0" w:lastColumn="0" w:noHBand="0" w:noVBand="0" w:val="0020"/>
+        <w:tblBorders>
+          <w:top w:val="single" w:sz="6" w:space="0" w:color="auto"/>
+          <w:left w:val="single" w:sz="6" w:space="0" w:color="auto"/>
+          <w:bottom w:val="single" w:sz="6" w:space="0" w:color="auto"/>
+          <w:right w:val="single" w:sz="6" w:space="0" w:color="auto"/>
+          <w:insideH w:val="single" w:sz="6" w:space="0" w:color="auto"/>
+          <w:insideV w:val="single" w:sz="6" w:space="0" w:color="auto"/>
+        </w:tblBorders>
       </w:tblPr>
       <w:tblGrid>
         <w:gridCol w:w="3960"/>
@@ -3364,8 +3372,16 @@
       <w:tblPr>
         <w:tblStyle w:val="Table"/>
         <w:tblW w:type="pct" w:w="5000"/>
-        <w:tblLayout w:type="fixed"/>
+        <w:tblLayout w:type="autofit"/>
         <w:tblLook w:firstRow="1" w:lastRow="0" w:firstColumn="0" w:lastColumn="0" w:noHBand="0" w:noVBand="0" w:val="0020"/>
+        <w:tblBorders>
+          <w:top w:val="single" w:sz="6" w:space="0" w:color="auto"/>
+          <w:left w:val="single" w:sz="6" w:space="0" w:color="auto"/>
+          <w:bottom w:val="single" w:sz="6" w:space="0" w:color="auto"/>
+          <w:right w:val="single" w:sz="6" w:space="0" w:color="auto"/>
+          <w:insideH w:val="single" w:sz="6" w:space="0" w:color="auto"/>
+          <w:insideV w:val="single" w:sz="6" w:space="0" w:color="auto"/>
+        </w:tblBorders>
       </w:tblPr>
       <w:tblGrid>
         <w:gridCol w:w="1980"/>
@@ -4279,8 +4295,16 @@
       <w:tblPr>
         <w:tblStyle w:val="Table"/>
         <w:tblW w:type="pct" w:w="5000"/>
-        <w:tblLayout w:type="fixed"/>
+        <w:tblLayout w:type="autofit"/>
         <w:tblLook w:firstRow="1" w:lastRow="0" w:firstColumn="0" w:lastColumn="0" w:noHBand="0" w:noVBand="0" w:val="0020"/>
+        <w:tblBorders>
+          <w:top w:val="single" w:sz="6" w:space="0" w:color="auto"/>
+          <w:left w:val="single" w:sz="6" w:space="0" w:color="auto"/>
+          <w:bottom w:val="single" w:sz="6" w:space="0" w:color="auto"/>
+          <w:right w:val="single" w:sz="6" w:space="0" w:color="auto"/>
+          <w:insideH w:val="single" w:sz="6" w:space="0" w:color="auto"/>
+          <w:insideV w:val="single" w:sz="6" w:space="0" w:color="auto"/>
+        </w:tblBorders>
       </w:tblPr>
       <w:tblGrid>
         <w:gridCol w:w="3960"/>
@@ -4674,6 +4698,7 @@
     <w:bookmarkEnd w:id="32"/>
     <w:bookmarkEnd w:id="33"/>
     <w:sectPr>
+      <w:pgSz w:w="16838" w:h="11906" w:orient="landscape"/>
       <w:footnotePr>
         <w:numRestart w:val="eachSect"/>
       </w:footnotePr>
@@ -4954,6 +4979,7 @@
   <w:docDefaults>
     <w:rPrDefault>
       <w:rPr>
+        <w:color w:val="auto"/>
         <w:rFonts w:asciiTheme="minorHAnsi" w:cstheme="minorBidi" w:eastAsiaTheme="minorEastAsia" w:hAnsiTheme="minorHAnsi"/>
         <w:sz w:val="24"/>
         <w:szCs w:val="24"/>

--- a/docx/Automation/automation-tests-guide.docx
+++ b/docx/Automation/automation-tests-guide.docx
@@ -637,15 +637,15 @@
       <w:tblPr>
         <w:tblStyle w:val="Table"/>
         <w:tblW w:type="pct" w:w="5000"/>
-        <w:tblLayout w:type="autofit"/>
+        <w:tblLayout w:type="fixed"/>
         <w:tblLook w:firstRow="1" w:lastRow="0" w:firstColumn="0" w:lastColumn="0" w:noHBand="0" w:noVBand="0" w:val="0020"/>
         <w:tblBorders>
-          <w:top w:val="single" w:sz="6" w:space="0" w:color="auto"/>
-          <w:left w:val="single" w:sz="6" w:space="0" w:color="auto"/>
-          <w:bottom w:val="single" w:sz="6" w:space="0" w:color="auto"/>
-          <w:right w:val="single" w:sz="6" w:space="0" w:color="auto"/>
-          <w:insideH w:val="single" w:sz="6" w:space="0" w:color="auto"/>
-          <w:insideV w:val="single" w:sz="6" w:space="0" w:color="auto"/>
+          <w:top w:val="single" w:sz="6" w:space="0" w:color="808080"/>
+          <w:left w:val="single" w:sz="6" w:space="0" w:color="808080"/>
+          <w:bottom w:val="single" w:sz="6" w:space="0" w:color="808080"/>
+          <w:right w:val="single" w:sz="6" w:space="0" w:color="808080"/>
+          <w:insideH w:val="single" w:sz="6" w:space="0" w:color="808080"/>
+          <w:insideV w:val="single" w:sz="6" w:space="0" w:color="808080"/>
         </w:tblBorders>
       </w:tblPr>
       <w:tblGrid>
@@ -3372,15 +3372,15 @@
       <w:tblPr>
         <w:tblStyle w:val="Table"/>
         <w:tblW w:type="pct" w:w="5000"/>
-        <w:tblLayout w:type="autofit"/>
+        <w:tblLayout w:type="fixed"/>
         <w:tblLook w:firstRow="1" w:lastRow="0" w:firstColumn="0" w:lastColumn="0" w:noHBand="0" w:noVBand="0" w:val="0020"/>
         <w:tblBorders>
-          <w:top w:val="single" w:sz="6" w:space="0" w:color="auto"/>
-          <w:left w:val="single" w:sz="6" w:space="0" w:color="auto"/>
-          <w:bottom w:val="single" w:sz="6" w:space="0" w:color="auto"/>
-          <w:right w:val="single" w:sz="6" w:space="0" w:color="auto"/>
-          <w:insideH w:val="single" w:sz="6" w:space="0" w:color="auto"/>
-          <w:insideV w:val="single" w:sz="6" w:space="0" w:color="auto"/>
+          <w:top w:val="single" w:sz="6" w:space="0" w:color="808080"/>
+          <w:left w:val="single" w:sz="6" w:space="0" w:color="808080"/>
+          <w:bottom w:val="single" w:sz="6" w:space="0" w:color="808080"/>
+          <w:right w:val="single" w:sz="6" w:space="0" w:color="808080"/>
+          <w:insideH w:val="single" w:sz="6" w:space="0" w:color="808080"/>
+          <w:insideV w:val="single" w:sz="6" w:space="0" w:color="808080"/>
         </w:tblBorders>
       </w:tblPr>
       <w:tblGrid>
@@ -4295,15 +4295,15 @@
       <w:tblPr>
         <w:tblStyle w:val="Table"/>
         <w:tblW w:type="pct" w:w="5000"/>
-        <w:tblLayout w:type="autofit"/>
+        <w:tblLayout w:type="fixed"/>
         <w:tblLook w:firstRow="1" w:lastRow="0" w:firstColumn="0" w:lastColumn="0" w:noHBand="0" w:noVBand="0" w:val="0020"/>
         <w:tblBorders>
-          <w:top w:val="single" w:sz="6" w:space="0" w:color="auto"/>
-          <w:left w:val="single" w:sz="6" w:space="0" w:color="auto"/>
-          <w:bottom w:val="single" w:sz="6" w:space="0" w:color="auto"/>
-          <w:right w:val="single" w:sz="6" w:space="0" w:color="auto"/>
-          <w:insideH w:val="single" w:sz="6" w:space="0" w:color="auto"/>
-          <w:insideV w:val="single" w:sz="6" w:space="0" w:color="auto"/>
+          <w:top w:val="single" w:sz="6" w:space="0" w:color="808080"/>
+          <w:left w:val="single" w:sz="6" w:space="0" w:color="808080"/>
+          <w:bottom w:val="single" w:sz="6" w:space="0" w:color="808080"/>
+          <w:right w:val="single" w:sz="6" w:space="0" w:color="808080"/>
+          <w:insideH w:val="single" w:sz="6" w:space="0" w:color="808080"/>
+          <w:insideV w:val="single" w:sz="6" w:space="0" w:color="808080"/>
         </w:tblBorders>
       </w:tblPr>
       <w:tblGrid>
@@ -4979,7 +4979,6 @@
   <w:docDefaults>
     <w:rPrDefault>
       <w:rPr>
-        <w:color w:val="auto"/>
         <w:rFonts w:asciiTheme="minorHAnsi" w:cstheme="minorBidi" w:eastAsiaTheme="minorEastAsia" w:hAnsiTheme="minorHAnsi"/>
         <w:sz w:val="24"/>
         <w:szCs w:val="24"/>
@@ -5522,6 +5521,14 @@
         <w:bottom w:type="dxa" w:w="0"/>
         <w:right w:type="dxa" w:w="108"/>
       </w:tblCellMar>
+      <w:tblBorders>
+        <w:top w:color="auto" w:space="0" w:sz="6" w:val="single"/>
+        <w:left w:color="auto" w:space="0" w:sz="6" w:val="single"/>
+        <w:bottom w:color="auto" w:space="0" w:sz="6" w:val="single"/>
+        <w:right w:color="auto" w:space="0" w:sz="6" w:val="single"/>
+        <w:insideH w:color="auto" w:space="0" w:sz="6" w:val="single"/>
+        <w:insideV w:color="auto" w:space="0" w:sz="6" w:val="single"/>
+      </w:tblBorders>
     </w:tblPr>
     <w:tblStylePr w:type="firstRow">
       <w:tcPr>

--- a/docx/Automation/automation-tests-guide.docx
+++ b/docx/Automation/automation-tests-guide.docx
@@ -118,7 +118,7 @@
           <w:rPr>
             <w:rStyle w:val="Hyperlink"/>
           </w:rPr>
-          <w:t xml:space="preserve">1. ISO creation –</w:t>
+          <w:t xml:space="preserve">1. Connection &amp; connectivity –</w:t>
         </w:r>
         <w:r>
           <w:rPr>
@@ -130,24 +130,19 @@
           <w:rPr>
             <w:rStyle w:val="VerbatimChar"/>
           </w:rPr>
-          <w:t xml:space="preserve">New-IsoBuild</w:t>
+          <w:t xml:space="preserve">Test-ServerConnectivity</w:t>
         </w:r>
-      </w:hyperlink>
-    </w:p>
-    <w:p>
-      <w:pPr>
-        <w:pStyle w:val="Compact"/>
-        <w:numPr>
-          <w:ilvl w:val="1"/>
-          <w:numId w:val="1002"/>
-        </w:numPr>
-      </w:pPr>
-      <w:hyperlink w:anchor="sec9">
         <w:r>
           <w:rPr>
             <w:rStyle w:val="Hyperlink"/>
           </w:rPr>
-          <w:t xml:space="preserve">2. Publishing the boot ISO –</w:t>
+          <w:t xml:space="preserve"> </w:t>
+        </w:r>
+        <w:r>
+          <w:rPr>
+            <w:rStyle w:val="Hyperlink"/>
+          </w:rPr>
+          <w:t xml:space="preserve">/</w:t>
         </w:r>
         <w:r>
           <w:rPr>
@@ -159,7 +154,7 @@
           <w:rPr>
             <w:rStyle w:val="VerbatimChar"/>
           </w:rPr>
-          <w:t xml:space="preserve">Publish-BootIso</w:t>
+          <w:t xml:space="preserve">Connect-OneView</w:t>
         </w:r>
       </w:hyperlink>
     </w:p>
@@ -171,12 +166,12 @@
           <w:numId w:val="1002"/>
         </w:numPr>
       </w:pPr>
-      <w:hyperlink w:anchor="sec10">
+      <w:hyperlink w:anchor="sec9">
         <w:r>
           <w:rPr>
             <w:rStyle w:val="Hyperlink"/>
           </w:rPr>
-          <w:t xml:space="preserve">3. Identifying the target server –</w:t>
+          <w:t xml:space="preserve">2. Identifying the target server –</w:t>
         </w:r>
         <w:r>
           <w:rPr>
@@ -200,12 +195,99 @@
           <w:numId w:val="1002"/>
         </w:numPr>
       </w:pPr>
+      <w:hyperlink w:anchor="sec10">
+        <w:r>
+          <w:rPr>
+            <w:rStyle w:val="Hyperlink"/>
+          </w:rPr>
+          <w:t xml:space="preserve">3. Validating the ISO / build path –</w:t>
+        </w:r>
+        <w:r>
+          <w:rPr>
+            <w:rStyle w:val="Hyperlink"/>
+          </w:rPr>
+          <w:t xml:space="preserve"> </w:t>
+        </w:r>
+        <w:r>
+          <w:rPr>
+            <w:rStyle w:val="VerbatimChar"/>
+          </w:rPr>
+          <w:t xml:space="preserve">Test-BuildParams</w:t>
+        </w:r>
+      </w:hyperlink>
+    </w:p>
+    <w:p>
+      <w:pPr>
+        <w:pStyle w:val="Compact"/>
+        <w:numPr>
+          <w:ilvl w:val="1"/>
+          <w:numId w:val="1002"/>
+        </w:numPr>
+      </w:pPr>
       <w:hyperlink w:anchor="sec11">
         <w:r>
           <w:rPr>
             <w:rStyle w:val="Hyperlink"/>
           </w:rPr>
-          <w:t xml:space="preserve">4. Mounting the ISO and forcing boot –</w:t>
+          <w:t xml:space="preserve">4. Pre-build checks –</w:t>
+        </w:r>
+        <w:r>
+          <w:rPr>
+            <w:rStyle w:val="Hyperlink"/>
+          </w:rPr>
+          <w:t xml:space="preserve"> </w:t>
+        </w:r>
+        <w:r>
+          <w:rPr>
+            <w:rStyle w:val="VerbatimChar"/>
+          </w:rPr>
+          <w:t xml:space="preserve">Test-PreBuildValidation</w:t>
+        </w:r>
+      </w:hyperlink>
+    </w:p>
+    <w:p>
+      <w:pPr>
+        <w:pStyle w:val="Compact"/>
+        <w:numPr>
+          <w:ilvl w:val="1"/>
+          <w:numId w:val="1002"/>
+        </w:numPr>
+      </w:pPr>
+      <w:hyperlink w:anchor="sec12">
+        <w:r>
+          <w:rPr>
+            <w:rStyle w:val="Hyperlink"/>
+          </w:rPr>
+          <w:t xml:space="preserve">5. The build (4-eye review + deploy) –</w:t>
+        </w:r>
+        <w:r>
+          <w:rPr>
+            <w:rStyle w:val="Hyperlink"/>
+          </w:rPr>
+          <w:t xml:space="preserve"> </w:t>
+        </w:r>
+        <w:r>
+          <w:rPr>
+            <w:rStyle w:val="VerbatimChar"/>
+          </w:rPr>
+          <w:t xml:space="preserve">Configure-PhysicalBuild</w:t>
+        </w:r>
+      </w:hyperlink>
+    </w:p>
+    <w:p>
+      <w:pPr>
+        <w:pStyle w:val="Compact"/>
+        <w:numPr>
+          <w:ilvl w:val="1"/>
+          <w:numId w:val="1002"/>
+        </w:numPr>
+      </w:pPr>
+      <w:hyperlink w:anchor="sec13">
+        <w:r>
+          <w:rPr>
+            <w:rStyle w:val="Hyperlink"/>
+          </w:rPr>
+          <w:t xml:space="preserve">6. Mounting the ISO and forcing boot –</w:t>
         </w:r>
         <w:r>
           <w:rPr>
@@ -229,41 +311,12 @@
           <w:numId w:val="1002"/>
         </w:numPr>
       </w:pPr>
-      <w:hyperlink w:anchor="sec12">
+      <w:hyperlink w:anchor="sec14">
         <w:r>
           <w:rPr>
             <w:rStyle w:val="Hyperlink"/>
           </w:rPr>
-          <w:t xml:space="preserve">5. Pre-build checks –</w:t>
-        </w:r>
-        <w:r>
-          <w:rPr>
-            <w:rStyle w:val="Hyperlink"/>
-          </w:rPr>
-          <w:t xml:space="preserve"> </w:t>
-        </w:r>
-        <w:r>
-          <w:rPr>
-            <w:rStyle w:val="VerbatimChar"/>
-          </w:rPr>
-          <w:t xml:space="preserve">Test-PreBuildValidation</w:t>
-        </w:r>
-      </w:hyperlink>
-    </w:p>
-    <w:p>
-      <w:pPr>
-        <w:pStyle w:val="Compact"/>
-        <w:numPr>
-          <w:ilvl w:val="1"/>
-          <w:numId w:val="1002"/>
-        </w:numPr>
-      </w:pPr>
-      <w:hyperlink w:anchor="sec13">
-        <w:r>
-          <w:rPr>
-            <w:rStyle w:val="Hyperlink"/>
-          </w:rPr>
-          <w:t xml:space="preserve">6. Post-build checks –</w:t>
+          <w:t xml:space="preserve">7. Post-build checks –</w:t>
         </w:r>
         <w:r>
           <w:rPr>
@@ -287,12 +340,12 @@
           <w:numId w:val="1002"/>
         </w:numPr>
       </w:pPr>
-      <w:hyperlink w:anchor="sec14">
+      <w:hyperlink w:anchor="sec15">
         <w:r>
           <w:rPr>
             <w:rStyle w:val="Hyperlink"/>
           </w:rPr>
-          <w:t xml:space="preserve">7. Monitoring the install –</w:t>
+          <w:t xml:space="preserve">8. Monitoring the install –</w:t>
         </w:r>
         <w:r>
           <w:rPr>
@@ -316,99 +369,12 @@
           <w:numId w:val="1002"/>
         </w:numPr>
       </w:pPr>
-      <w:hyperlink w:anchor="sec15">
-        <w:r>
-          <w:rPr>
-            <w:rStyle w:val="Hyperlink"/>
-          </w:rPr>
-          <w:t xml:space="preserve">8. End-to-end orchestration –</w:t>
-        </w:r>
-        <w:r>
-          <w:rPr>
-            <w:rStyle w:val="Hyperlink"/>
-          </w:rPr>
-          <w:t xml:space="preserve"> </w:t>
-        </w:r>
-        <w:r>
-          <w:rPr>
-            <w:rStyle w:val="VerbatimChar"/>
-          </w:rPr>
-          <w:t xml:space="preserve">Start-PhysicalServerBuild</w:t>
-        </w:r>
-      </w:hyperlink>
-    </w:p>
-    <w:p>
-      <w:pPr>
-        <w:pStyle w:val="Compact"/>
-        <w:numPr>
-          <w:ilvl w:val="1"/>
-          <w:numId w:val="1002"/>
-        </w:numPr>
-      </w:pPr>
       <w:hyperlink w:anchor="sec16">
         <w:r>
           <w:rPr>
             <w:rStyle w:val="Hyperlink"/>
           </w:rPr>
-          <w:t xml:space="preserve">9. Deploy command layer –</w:t>
-        </w:r>
-        <w:r>
-          <w:rPr>
-            <w:rStyle w:val="Hyperlink"/>
-          </w:rPr>
-          <w:t xml:space="preserve"> </w:t>
-        </w:r>
-        <w:r>
-          <w:rPr>
-            <w:rStyle w:val="VerbatimChar"/>
-          </w:rPr>
-          <w:t xml:space="preserve">Invoke-IsoDeploy</w:t>
-        </w:r>
-      </w:hyperlink>
-    </w:p>
-    <w:p>
-      <w:pPr>
-        <w:pStyle w:val="Compact"/>
-        <w:numPr>
-          <w:ilvl w:val="1"/>
-          <w:numId w:val="1002"/>
-        </w:numPr>
-      </w:pPr>
-      <w:hyperlink w:anchor="sec17">
-        <w:r>
-          <w:rPr>
-            <w:rStyle w:val="Hyperlink"/>
-          </w:rPr>
-          <w:t xml:space="preserve">10. Firmware updates –</w:t>
-        </w:r>
-        <w:r>
-          <w:rPr>
-            <w:rStyle w:val="Hyperlink"/>
-          </w:rPr>
-          <w:t xml:space="preserve"> </w:t>
-        </w:r>
-        <w:r>
-          <w:rPr>
-            <w:rStyle w:val="VerbatimChar"/>
-          </w:rPr>
-          <w:t xml:space="preserve">Update-Firmware</w:t>
-        </w:r>
-      </w:hyperlink>
-    </w:p>
-    <w:p>
-      <w:pPr>
-        <w:pStyle w:val="Compact"/>
-        <w:numPr>
-          <w:ilvl w:val="1"/>
-          <w:numId w:val="1002"/>
-        </w:numPr>
-      </w:pPr>
-      <w:hyperlink w:anchor="sec18">
-        <w:r>
-          <w:rPr>
-            <w:rStyle w:val="Hyperlink"/>
-          </w:rPr>
-          <w:t xml:space="preserve">11. Windows security updates –</w:t>
+          <w:t xml:space="preserve">9. Windows security updates (ISO patching) –</w:t>
         </w:r>
         <w:r>
           <w:rPr>
@@ -432,7 +398,7 @@
           <w:numId w:val="1001"/>
         </w:numPr>
       </w:pPr>
-      <w:hyperlink w:anchor="sec19">
+      <w:hyperlink w:anchor="sec17">
         <w:r>
           <w:rPr>
             <w:rStyle w:val="Hyperlink"/>
@@ -449,7 +415,7 @@
           <w:numId w:val="1001"/>
         </w:numPr>
       </w:pPr>
-      <w:hyperlink w:anchor="sec20">
+      <w:hyperlink w:anchor="sec18">
         <w:r>
           <w:rPr>
             <w:rStyle w:val="Hyperlink"/>
@@ -466,7 +432,7 @@
           <w:numId w:val="1001"/>
         </w:numPr>
       </w:pPr>
-      <w:hyperlink w:anchor="sec21">
+      <w:hyperlink w:anchor="sec19">
         <w:r>
           <w:rPr>
             <w:rStyle w:val="Hyperlink"/>
@@ -483,7 +449,7 @@
           <w:numId w:val="1001"/>
         </w:numPr>
       </w:pPr>
-      <w:hyperlink w:anchor="sec22">
+      <w:hyperlink w:anchor="sec20">
         <w:r>
           <w:rPr>
             <w:rStyle w:val="Hyperlink"/>
@@ -500,7 +466,7 @@
           <w:numId w:val="1001"/>
         </w:numPr>
       </w:pPr>
-      <w:hyperlink w:anchor="sec23">
+      <w:hyperlink w:anchor="sec21">
         <w:r>
           <w:rPr>
             <w:rStyle w:val="Hyperlink"/>
@@ -854,7 +820,7 @@
         <w:t xml:space="preserve"> </w:t>
       </w:r>
       <w:r>
-        <w:t xml:space="preserve">simulations covering every stage of the runbook, from creating the boot ISO to checking the server after the build has finished.</w:t>
+        <w:t xml:space="preserve">simulations covering every stage of the runbook, from connecting to OneView to checking the server after the build has finished.</w:t>
       </w:r>
     </w:p>
     <w:p>
@@ -911,7 +877,23 @@
         <w:t xml:space="preserve"> </w:t>
       </w:r>
       <w:r>
-        <w:t xml:space="preserve">modes so a failed test cannot damage hardware or cause a real outage.</w:t>
+        <w:t xml:space="preserve">modes so a failed test cannot damage hardware or cause a real outage. (Separate</w:t>
+      </w:r>
+      <w:r>
+        <w:t xml:space="preserve"> </w:t>
+      </w:r>
+      <w:r>
+        <w:rPr>
+          <w:i/>
+          <w:iCs/>
+        </w:rPr>
+        <w:t xml:space="preserve">live integration</w:t>
+      </w:r>
+      <w:r>
+        <w:t xml:space="preserve"> </w:t>
+      </w:r>
+      <w:r>
+        <w:t xml:space="preserve">tests against a test appliance exist, but they require an approved maintenance window and are not part of this CI gate.)</w:t>
       </w:r>
     </w:p>
     <w:p>
@@ -1001,10 +983,28 @@
           <w:b/>
           <w:bCs/>
         </w:rPr>
-        <w:t xml:space="preserve">covers 11 test files</w:t>
-      </w:r>
-      <w:r>
-        <w:t xml:space="preserve">, one per major function, each representing a distinct stage of the runbook.</w:t>
+        <w:t xml:space="preserve">runs the full set of Pester test files in</w:t>
+      </w:r>
+      <w:r>
+        <w:rPr>
+          <w:b/>
+          <w:bCs/>
+        </w:rPr>
+        <w:t xml:space="preserve"> </w:t>
+      </w:r>
+      <w:r>
+        <w:rPr>
+          <w:rStyle w:val="VerbatimChar"/>
+          <w:b/>
+          <w:bCs/>
+        </w:rPr>
+        <w:t xml:space="preserve">tests/powershell/</w:t>
+      </w:r>
+      <w:r>
+        <w:t xml:space="preserve"> </w:t>
+      </w:r>
+      <w:r>
+        <w:t xml:space="preserve">— the regression suite grew from 68 to 99 scenarios as OneView connectivity-lifecycle and logging coverage was added. Each public command (connection, lookup, validation, build, iLO, monitoring, maintenance) has its own test file.</w:t>
       </w:r>
     </w:p>
     <w:p>
@@ -1107,7 +1107,7 @@
         <w:t xml:space="preserve"> </w:t>
       </w:r>
       <w:r>
-        <w:t xml:space="preserve">means the automation behaved exactly as the runbook expects for that step. For example, it correctly created an ISO, or refused to operate without a password.</w:t>
+        <w:t xml:space="preserve">means the automation behaved exactly as the runbook expects for that step. For example, it correctly identified a server, or refused to operate without a guard-rail.</w:t>
       </w:r>
     </w:p>
     <w:p>
@@ -1177,7 +1177,7 @@
       </w:r>
     </w:p>
     <w:bookmarkEnd w:id="14"/>
-    <w:bookmarkStart w:id="26" w:name="sec7"/>
+    <w:bookmarkStart w:id="24" w:name="sec7"/>
     <w:p>
       <w:pPr>
         <w:pStyle w:val="Heading2"/>
@@ -1205,7 +1205,7 @@
         </w:r>
       </w:hyperlink>
       <w:r>
-        <w:t xml:space="preserve">. They are listed below in the order the build actually happens.</w:t>
+        <w:t xml:space="preserve">. They are listed below in the order the build actually happens. The first stage — connection — is the most important to get right, because every later stage reuses that live session; losing it mid-build is an incident.</w:t>
       </w:r>
     </w:p>
     <w:bookmarkStart w:id="15" w:name="sec8"/>
@@ -1214,16 +1214,31 @@
         <w:pStyle w:val="Heading3"/>
       </w:pPr>
       <w:r>
-        <w:t xml:space="preserve">1. ISO creation –</w:t>
-      </w:r>
-      <w:r>
-        <w:t xml:space="preserve"> </w:t>
-      </w:r>
-      <w:r>
-        <w:rPr>
-          <w:rStyle w:val="VerbatimChar"/>
-        </w:rPr>
-        <w:t xml:space="preserve">New-IsoBuild</w:t>
+        <w:t xml:space="preserve">1. Connection &amp; connectivity –</w:t>
+      </w:r>
+      <w:r>
+        <w:t xml:space="preserve"> </w:t>
+      </w:r>
+      <w:r>
+        <w:rPr>
+          <w:rStyle w:val="VerbatimChar"/>
+        </w:rPr>
+        <w:t xml:space="preserve">Test-ServerConnectivity</w:t>
+      </w:r>
+      <w:r>
+        <w:t xml:space="preserve"> </w:t>
+      </w:r>
+      <w:r>
+        <w:t xml:space="preserve">/</w:t>
+      </w:r>
+      <w:r>
+        <w:t xml:space="preserve"> </w:t>
+      </w:r>
+      <w:r>
+        <w:rPr>
+          <w:rStyle w:val="VerbatimChar"/>
+        </w:rPr>
+        <w:t xml:space="preserve">Connect-OneView</w:t>
       </w:r>
     </w:p>
     <w:p>
@@ -1244,7 +1259,19 @@
         <w:rPr>
           <w:rStyle w:val="VerbatimChar"/>
         </w:rPr>
-        <w:t xml:space="preserve">tests/powershell/New-IsoBuild.Unit.Tests.ps1</w:t>
+        <w:t xml:space="preserve">tests/powershell/Test-ServerConnectivity.Tests.ps1</w:t>
+      </w:r>
+      <w:r>
+        <w:t xml:space="preserve">,</w:t>
+      </w:r>
+      <w:r>
+        <w:t xml:space="preserve"> </w:t>
+      </w:r>
+      <w:r>
+        <w:rPr>
+          <w:rStyle w:val="VerbatimChar"/>
+        </w:rPr>
+        <w:t xml:space="preserve">tests/powershell/Connect-OneView.Tests.ps1</w:t>
       </w:r>
       <w:r>
         <w:t xml:space="preserve"> </w:t>
@@ -1264,13 +1291,285 @@
           <w:i/>
           <w:iCs/>
         </w:rPr>
-        <w:t xml:space="preserve">Prepare or update the Windows Server build in Configuration Manager</w:t>
-      </w:r>
-      <w:r>
-        <w:t xml:space="preserve"> </w:t>
-      </w:r>
-      <w:r>
-        <w:t xml:space="preserve">and</w:t>
+        <w:t xml:space="preserve">Connect to and verify HPE OneView</w:t>
+      </w:r>
+      <w:r>
+        <w:t xml:space="preserve"> </w:t>
+      </w:r>
+      <w:r>
+        <w:t xml:space="preserve">(the first thing every build does)</w:t>
+      </w:r>
+    </w:p>
+    <w:p>
+      <w:pPr>
+        <w:pStyle w:val="BodyText"/>
+      </w:pPr>
+      <w:r>
+        <w:rPr>
+          <w:b/>
+          <w:bCs/>
+        </w:rPr>
+        <w:t xml:space="preserve">What it tests, in plain language</w:t>
+      </w:r>
+    </w:p>
+    <w:p>
+      <w:pPr>
+        <w:pStyle w:val="BodyText"/>
+      </w:pPr>
+      <w:r>
+        <w:t xml:space="preserve">Before anything else, the automation must confirm the OneView appliance is reachable and that it can establish and hold a session. The tests check that:</w:t>
+      </w:r>
+    </w:p>
+    <w:p>
+      <w:pPr>
+        <w:pStyle w:val="Compact"/>
+        <w:numPr>
+          <w:ilvl w:val="0"/>
+          <w:numId w:val="1006"/>
+        </w:numPr>
+      </w:pPr>
+      <w:r>
+        <w:rPr>
+          <w:rStyle w:val="VerbatimChar"/>
+        </w:rPr>
+        <w:t xml:space="preserve">Test-ServerConnectivity</w:t>
+      </w:r>
+      <w:r>
+        <w:t xml:space="preserve"> </w:t>
+      </w:r>
+      <w:r>
+        <w:t xml:space="preserve">reports the connection status</w:t>
+      </w:r>
+      <w:r>
+        <w:t xml:space="preserve"> </w:t>
+      </w:r>
+      <w:r>
+        <w:rPr>
+          <w:b/>
+          <w:bCs/>
+        </w:rPr>
+        <w:t xml:space="preserve">without prompting</w:t>
+      </w:r>
+      <w:r>
+        <w:t xml:space="preserve"> </w:t>
+      </w:r>
+      <w:r>
+        <w:t xml:space="preserve">and degrades gracefully when no session exists.</w:t>
+      </w:r>
+    </w:p>
+    <w:p>
+      <w:pPr>
+        <w:pStyle w:val="Compact"/>
+        <w:numPr>
+          <w:ilvl w:val="0"/>
+          <w:numId w:val="1006"/>
+        </w:numPr>
+      </w:pPr>
+      <w:r>
+        <w:rPr>
+          <w:rStyle w:val="VerbatimChar"/>
+        </w:rPr>
+        <w:t xml:space="preserve">Connect-OneView</w:t>
+      </w:r>
+      <w:r>
+        <w:t xml:space="preserve"> </w:t>
+      </w:r>
+      <w:r>
+        <w:t xml:space="preserve">establishes a persistent session using credentials entered at the prompt (or a supplied</w:t>
+      </w:r>
+      <w:r>
+        <w:t xml:space="preserve"> </w:t>
+      </w:r>
+      <w:r>
+        <w:rPr>
+          <w:rStyle w:val="VerbatimChar"/>
+        </w:rPr>
+        <w:t xml:space="preserve">PSCredential</w:t>
+      </w:r>
+      <w:r>
+        <w:t xml:space="preserve"> </w:t>
+      </w:r>
+      <w:r>
+        <w:t xml:space="preserve">for automated runs).</w:t>
+      </w:r>
+    </w:p>
+    <w:p>
+      <w:pPr>
+        <w:pStyle w:val="Compact"/>
+        <w:numPr>
+          <w:ilvl w:val="0"/>
+          <w:numId w:val="1006"/>
+        </w:numPr>
+      </w:pPr>
+      <w:r>
+        <w:rPr>
+          <w:b/>
+          <w:bCs/>
+        </w:rPr>
+        <w:t xml:space="preserve">A second connect while a session is already live does NOT drop the existing connection</w:t>
+      </w:r>
+      <w:r>
+        <w:t xml:space="preserve"> </w:t>
+      </w:r>
+      <w:r>
+        <w:t xml:space="preserve">— it reuses the session, or warns you to disconnect first if you point at a different appliance. This protects against the exact</w:t>
+      </w:r>
+      <w:r>
+        <w:t xml:space="preserve"> </w:t>
+      </w:r>
+      <w:r>
+        <w:t xml:space="preserve">“lost the live session mid-build”</w:t>
+      </w:r>
+      <w:r>
+        <w:t xml:space="preserve"> </w:t>
+      </w:r>
+      <w:r>
+        <w:t xml:space="preserve">class of incident.</w:t>
+      </w:r>
+    </w:p>
+    <w:p>
+      <w:pPr>
+        <w:pStyle w:val="Compact"/>
+        <w:numPr>
+          <w:ilvl w:val="0"/>
+          <w:numId w:val="1006"/>
+        </w:numPr>
+      </w:pPr>
+      <w:r>
+        <w:rPr>
+          <w:rStyle w:val="VerbatimChar"/>
+        </w:rPr>
+        <w:t xml:space="preserve">Disconnect-OneView</w:t>
+      </w:r>
+      <w:r>
+        <w:t xml:space="preserve"> </w:t>
+      </w:r>
+      <w:r>
+        <w:t xml:space="preserve">cleanly closes the session (and</w:t>
+      </w:r>
+      <w:r>
+        <w:t xml:space="preserve"> </w:t>
+      </w:r>
+      <w:r>
+        <w:rPr>
+          <w:rStyle w:val="VerbatimChar"/>
+        </w:rPr>
+        <w:t xml:space="preserve">Disconnect-OneView -Force</w:t>
+      </w:r>
+      <w:r>
+        <w:t xml:space="preserve"> </w:t>
+      </w:r>
+      <w:r>
+        <w:t xml:space="preserve">suppresses cleanup errors).</w:t>
+      </w:r>
+    </w:p>
+    <w:p>
+      <w:pPr>
+        <w:pStyle w:val="Compact"/>
+        <w:numPr>
+          <w:ilvl w:val="0"/>
+          <w:numId w:val="1006"/>
+        </w:numPr>
+      </w:pPr>
+      <w:r>
+        <w:rPr>
+          <w:rStyle w:val="VerbatimChar"/>
+        </w:rPr>
+        <w:t xml:space="preserve">Get-OneViewConnectionStatus</w:t>
+      </w:r>
+      <w:r>
+        <w:t xml:space="preserve"> </w:t>
+      </w:r>
+      <w:r>
+        <w:t xml:space="preserve">reports reachability, authentication, appliance version and managed-server count, and works by name, serial, iLO IP or bay.</w:t>
+      </w:r>
+    </w:p>
+    <w:p>
+      <w:pPr>
+        <w:pStyle w:val="FirstParagraph"/>
+      </w:pPr>
+      <w:r>
+        <w:rPr>
+          <w:b/>
+          <w:bCs/>
+        </w:rPr>
+        <w:t xml:space="preserve">Why this matters</w:t>
+      </w:r>
+    </w:p>
+    <w:p>
+      <w:pPr>
+        <w:pStyle w:val="BodyText"/>
+      </w:pPr>
+      <w:r>
+        <w:t xml:space="preserve">Every downstream command reuses the OneView session. A dropped, duplicated, or silently-reconnected session is the #1 cause of live-incident bugs. These tests are the guard around the guard.</w:t>
+      </w:r>
+    </w:p>
+    <w:p>
+      <w:pPr>
+        <w:pStyle w:val="BodyText"/>
+      </w:pPr>
+      <w:r>
+        <w:rPr>
+          <w:b/>
+          <w:bCs/>
+        </w:rPr>
+        <w:t xml:space="preserve">Criticality:</w:t>
+      </w:r>
+      <w:r>
+        <w:t xml:space="preserve"> </w:t>
+      </w:r>
+      <w:r>
+        <w:t xml:space="preserve">CRITICAL. A regression here (for example, a reconnect that drops the live session) can abort an in-flight build and impact a real server.</w:t>
+      </w:r>
+    </w:p>
+    <w:bookmarkEnd w:id="15"/>
+    <w:bookmarkStart w:id="16" w:name="sec9"/>
+    <w:p>
+      <w:pPr>
+        <w:pStyle w:val="Heading3"/>
+      </w:pPr>
+      <w:r>
+        <w:t xml:space="preserve">2. Identifying the target server –</w:t>
+      </w:r>
+      <w:r>
+        <w:t xml:space="preserve"> </w:t>
+      </w:r>
+      <w:r>
+        <w:rPr>
+          <w:rStyle w:val="VerbatimChar"/>
+        </w:rPr>
+        <w:t xml:space="preserve">Get-OneViewServerTarget</w:t>
+      </w:r>
+    </w:p>
+    <w:p>
+      <w:pPr>
+        <w:pStyle w:val="FirstParagraph"/>
+      </w:pPr>
+      <w:r>
+        <w:rPr>
+          <w:b/>
+          <w:bCs/>
+        </w:rPr>
+        <w:t xml:space="preserve">Test file:</w:t>
+      </w:r>
+      <w:r>
+        <w:t xml:space="preserve"> </w:t>
+      </w:r>
+      <w:r>
+        <w:rPr>
+          <w:rStyle w:val="VerbatimChar"/>
+        </w:rPr>
+        <w:t xml:space="preserve">tests/powershell/Get-OneViewServerTarget.Unit.Tests.ps1</w:t>
+      </w:r>
+      <w:r>
+        <w:t xml:space="preserve"> </w:t>
+      </w:r>
+      <w:r>
+        <w:rPr>
+          <w:b/>
+          <w:bCs/>
+        </w:rPr>
+        <w:t xml:space="preserve">Runbook step:</w:t>
       </w:r>
       <w:r>
         <w:t xml:space="preserve"> </w:t>
@@ -1280,7 +1579,7 @@
           <w:i/>
           <w:iCs/>
         </w:rPr>
-        <w:t xml:space="preserve">Create bootable media ISO</w:t>
+        <w:t xml:space="preserve">Identify and validate the target server in HPE OneView</w:t>
       </w:r>
     </w:p>
     <w:p>
@@ -1300,163 +1599,7 @@
         <w:pStyle w:val="BodyText"/>
       </w:pPr>
       <w:r>
-        <w:t xml:space="preserve">The automation must be able to create the bootable Windows Server ISO from Configuration Manager, with the correct site code, management point, distribution point and password, and it must name the file according to the publishing standard (for example</w:t>
-      </w:r>
-      <w:r>
-        <w:t xml:space="preserve"> </w:t>
-      </w:r>
-      <w:r>
-        <w:rPr>
-          <w:rStyle w:val="VerbatimChar"/>
-        </w:rPr>
-        <w:t xml:space="preserve">WinSrv2025_HPE_BootableMedia_v1.7.iso</w:t>
-      </w:r>
-      <w:r>
-        <w:t xml:space="preserve">).</w:t>
-      </w:r>
-    </w:p>
-    <w:p>
-      <w:pPr>
-        <w:pStyle w:val="BodyText"/>
-      </w:pPr>
-      <w:r>
-        <w:t xml:space="preserve">The tests check that:</w:t>
-      </w:r>
-    </w:p>
-    <w:p>
-      <w:pPr>
-        <w:pStyle w:val="Compact"/>
-        <w:numPr>
-          <w:ilvl w:val="0"/>
-          <w:numId w:val="1006"/>
-        </w:numPr>
-      </w:pPr>
-      <w:r>
-        <w:t xml:space="preserve">The create-ISO function is available and accepts the right inputs (site code, distribution point, boot image name, etc.).</w:t>
-      </w:r>
-    </w:p>
-    <w:p>
-      <w:pPr>
-        <w:pStyle w:val="Compact"/>
-        <w:numPr>
-          <w:ilvl w:val="0"/>
-          <w:numId w:val="1006"/>
-        </w:numPr>
-      </w:pPr>
-      <w:r>
-        <w:t xml:space="preserve">When run in</w:t>
-      </w:r>
-      <w:r>
-        <w:t xml:space="preserve"> </w:t>
-      </w:r>
-      <w:r>
-        <w:t xml:space="preserve">“dry-run”</w:t>
-      </w:r>
-      <w:r>
-        <w:t xml:space="preserve"> </w:t>
-      </w:r>
-      <w:r>
-        <w:t xml:space="preserve">mode, the function returns success and a correctly named file path without actually creating anything.</w:t>
-      </w:r>
-    </w:p>
-    <w:p>
-      <w:pPr>
-        <w:pStyle w:val="Compact"/>
-        <w:numPr>
-          <w:ilvl w:val="0"/>
-          <w:numId w:val="1006"/>
-        </w:numPr>
-      </w:pPr>
-      <w:r>
-        <w:t xml:space="preserve">When run with a mock ISO source, the function copies the file and writes a deployment metadata record.</w:t>
-      </w:r>
-    </w:p>
-    <w:p>
-      <w:pPr>
-        <w:pStyle w:val="FirstParagraph"/>
-      </w:pPr>
-      <w:r>
-        <w:rPr>
-          <w:b/>
-          <w:bCs/>
-        </w:rPr>
-        <w:t xml:space="preserve">Why this matters</w:t>
-      </w:r>
-    </w:p>
-    <w:p>
-      <w:pPr>
-        <w:pStyle w:val="BodyText"/>
-      </w:pPr>
-      <w:r>
-        <w:t xml:space="preserve">The bootable ISO is the starting point of the entire build. If the ISO is not created correctly — wrong name, wrong content, no metadata — nothing downstream will work. This test protects against releasing automation that generates invalid or untraceable ISOs.</w:t>
-      </w:r>
-    </w:p>
-    <w:p>
-      <w:pPr>
-        <w:pStyle w:val="BodyText"/>
-      </w:pPr>
-      <w:r>
-        <w:rPr>
-          <w:b/>
-          <w:bCs/>
-        </w:rPr>
-        <w:t xml:space="preserve">Criticality:</w:t>
-      </w:r>
-      <w:r>
-        <w:t xml:space="preserve"> </w:t>
-      </w:r>
-      <w:r>
-        <w:t xml:space="preserve">HIGH. A failing test here means the ISO cannot be trusted to exist in the right place, with the right name, or with the right audit record.</w:t>
-      </w:r>
-    </w:p>
-    <w:bookmarkEnd w:id="15"/>
-    <w:bookmarkStart w:id="16" w:name="sec9"/>
-    <w:p>
-      <w:pPr>
-        <w:pStyle w:val="Heading3"/>
-      </w:pPr>
-      <w:r>
-        <w:t xml:space="preserve">2. Publishing the boot ISO –</w:t>
-      </w:r>
-      <w:r>
-        <w:t xml:space="preserve"> </w:t>
-      </w:r>
-      <w:r>
-        <w:rPr>
-          <w:rStyle w:val="VerbatimChar"/>
-        </w:rPr>
-        <w:t xml:space="preserve">Publish-BootIso</w:t>
-      </w:r>
-    </w:p>
-    <w:p>
-      <w:pPr>
-        <w:pStyle w:val="FirstParagraph"/>
-      </w:pPr>
-      <w:r>
-        <w:rPr>
-          <w:b/>
-          <w:bCs/>
-        </w:rPr>
-        <w:t xml:space="preserve">Test file:</w:t>
-      </w:r>
-      <w:r>
-        <w:t xml:space="preserve"> </w:t>
-      </w:r>
-      <w:r>
-        <w:rPr>
-          <w:rStyle w:val="VerbatimChar"/>
-        </w:rPr>
-        <w:t xml:space="preserve">tests/powershell/Publish-BootIso.Unit.Tests.ps1</w:t>
-      </w:r>
-      <w:r>
-        <w:t xml:space="preserve"> </w:t>
-      </w:r>
-      <w:r>
-        <w:rPr>
-          <w:b/>
-          <w:bCs/>
-        </w:rPr>
-        <w:t xml:space="preserve">Runbook step:</w:t>
+        <w:t xml:space="preserve">Before anything touches a server, the automation must correctly identify</w:t>
       </w:r>
       <w:r>
         <w:t xml:space="preserve"> </w:t>
@@ -1466,7 +1609,134 @@
           <w:i/>
           <w:iCs/>
         </w:rPr>
-        <w:t xml:space="preserve">Publish the ISO for iLO consumption</w:t>
+        <w:t xml:space="preserve">which</w:t>
+      </w:r>
+      <w:r>
+        <w:t xml:space="preserve"> </w:t>
+      </w:r>
+      <w:r>
+        <w:t xml:space="preserve">server it is building. The tests check that:</w:t>
+      </w:r>
+    </w:p>
+    <w:p>
+      <w:pPr>
+        <w:pStyle w:val="Compact"/>
+        <w:numPr>
+          <w:ilvl w:val="0"/>
+          <w:numId w:val="1007"/>
+        </w:numPr>
+      </w:pPr>
+      <w:r>
+        <w:t xml:space="preserve">The lookup function is available and accepts server name, serial number, identifier type, OneView host, and a mock result for offline testing.</w:t>
+      </w:r>
+    </w:p>
+    <w:p>
+      <w:pPr>
+        <w:pStyle w:val="Compact"/>
+        <w:numPr>
+          <w:ilvl w:val="0"/>
+          <w:numId w:val="1007"/>
+        </w:numPr>
+      </w:pPr>
+      <w:r>
+        <w:t xml:space="preserve">With a provided mock result, the function returns the correct server and serial number without making any network call.</w:t>
+      </w:r>
+    </w:p>
+    <w:p>
+      <w:pPr>
+        <w:pStyle w:val="Compact"/>
+        <w:numPr>
+          <w:ilvl w:val="0"/>
+          <w:numId w:val="1007"/>
+        </w:numPr>
+      </w:pPr>
+      <w:r>
+        <w:t xml:space="preserve">If no OneView host is configured (and it is running in automated mode), the function fails cleanly rather than guessing.</w:t>
+      </w:r>
+    </w:p>
+    <w:p>
+      <w:pPr>
+        <w:pStyle w:val="Compact"/>
+        <w:numPr>
+          <w:ilvl w:val="0"/>
+          <w:numId w:val="1007"/>
+        </w:numPr>
+      </w:pPr>
+      <w:r>
+        <w:t xml:space="preserve">An unknown identifier type (for example, someone passing</w:t>
+      </w:r>
+      <w:r>
+        <w:t xml:space="preserve"> </w:t>
+      </w:r>
+      <w:r>
+        <w:t xml:space="preserve">“Bogus”</w:t>
+      </w:r>
+      <w:r>
+        <w:t xml:space="preserve"> </w:t>
+      </w:r>
+      <w:r>
+        <w:t xml:space="preserve">instead of</w:t>
+      </w:r>
+      <w:r>
+        <w:t xml:space="preserve"> </w:t>
+      </w:r>
+      <w:r>
+        <w:t xml:space="preserve">“Serial”</w:t>
+      </w:r>
+      <w:r>
+        <w:t xml:space="preserve"> </w:t>
+      </w:r>
+      <w:r>
+        <w:t xml:space="preserve">or</w:t>
+      </w:r>
+      <w:r>
+        <w:t xml:space="preserve"> </w:t>
+      </w:r>
+      <w:r>
+        <w:t xml:space="preserve">“Name”</w:t>
+      </w:r>
+      <w:r>
+        <w:t xml:space="preserve">) is rejected.</w:t>
+      </w:r>
+    </w:p>
+    <w:p>
+      <w:pPr>
+        <w:pStyle w:val="Compact"/>
+        <w:numPr>
+          <w:ilvl w:val="0"/>
+          <w:numId w:val="1007"/>
+        </w:numPr>
+      </w:pPr>
+      <w:r>
+        <w:t xml:space="preserve">A name or serial that matches</w:t>
+      </w:r>
+      <w:r>
+        <w:t xml:space="preserve"> </w:t>
+      </w:r>
+      <w:r>
+        <w:rPr>
+          <w:b/>
+          <w:bCs/>
+        </w:rPr>
+        <w:t xml:space="preserve">more than one</w:t>
+      </w:r>
+      <w:r>
+        <w:t xml:space="preserve"> </w:t>
+      </w:r>
+      <w:r>
+        <w:t xml:space="preserve">server is a hard failure — it never silently picks one. This is the most important behaviour, because it underpins every destructive step.</w:t>
+      </w:r>
+    </w:p>
+    <w:p>
+      <w:pPr>
+        <w:pStyle w:val="FirstParagraph"/>
+      </w:pPr>
+      <w:r>
+        <w:rPr>
+          <w:b/>
+          <w:bCs/>
+        </w:rPr>
+        <w:t xml:space="preserve">Why this matters</w:t>
       </w:r>
     </w:p>
     <w:p>
@@ -1474,11 +1744,19 @@
         <w:pStyle w:val="BodyText"/>
       </w:pPr>
       <w:r>
-        <w:rPr>
-          <w:b/>
-          <w:bCs/>
-        </w:rPr>
-        <w:t xml:space="preserve">What it tests, in plain language</w:t>
+        <w:t xml:space="preserve">This is the</w:t>
+      </w:r>
+      <w:r>
+        <w:t xml:space="preserve"> </w:t>
+      </w:r>
+      <w:r>
+        <w:t xml:space="preserve">“right server, right build”</w:t>
+      </w:r>
+      <w:r>
+        <w:t xml:space="preserve"> </w:t>
+      </w:r>
+      <w:r>
+        <w:t xml:space="preserve">check. Getting it wrong is the highest-severity incident the runbook describes: building the wrong server.</w:t>
       </w:r>
     </w:p>
     <w:p>
@@ -1486,79 +1764,57 @@
         <w:pStyle w:val="BodyText"/>
       </w:pPr>
       <w:r>
-        <w:t xml:space="preserve">Once an ISO exists, it must be published to the secured repository that iLO virtual media will read from. The tests verify that:</w:t>
-      </w:r>
-    </w:p>
-    <w:p>
-      <w:pPr>
-        <w:pStyle w:val="Compact"/>
-        <w:numPr>
-          <w:ilvl w:val="0"/>
-          <w:numId w:val="1007"/>
-        </w:numPr>
-      </w:pPr>
-      <w:r>
-        <w:t xml:space="preserve">The publish function is available and takes the right inputs (local ISO path, repository URL, verification flag).</w:t>
-      </w:r>
-    </w:p>
-    <w:p>
-      <w:pPr>
-        <w:pStyle w:val="Compact"/>
-        <w:numPr>
-          <w:ilvl w:val="0"/>
-          <w:numId w:val="1007"/>
-        </w:numPr>
-      </w:pPr>
-      <w:r>
-        <w:t xml:space="preserve">If the ISO file does not exist, the function fails cleanly with a</w:t>
-      </w:r>
-      <w:r>
-        <w:t xml:space="preserve"> </w:t>
-      </w:r>
-      <w:r>
-        <w:t xml:space="preserve">“not found”</w:t>
-      </w:r>
-      <w:r>
-        <w:t xml:space="preserve"> </w:t>
-      </w:r>
-      <w:r>
-        <w:t xml:space="preserve">error, rather than silently continuing.</w:t>
-      </w:r>
-    </w:p>
-    <w:p>
-      <w:pPr>
-        <w:pStyle w:val="Compact"/>
-        <w:numPr>
-          <w:ilvl w:val="0"/>
-          <w:numId w:val="1007"/>
-        </w:numPr>
-      </w:pPr>
-      <w:r>
-        <w:t xml:space="preserve">If no repository URL is provided (and none is configured in the environment), the function refuses to continue, rather than copying the ISO to an unknown location.</w:t>
-      </w:r>
-    </w:p>
-    <w:p>
-      <w:pPr>
-        <w:pStyle w:val="Compact"/>
-        <w:numPr>
-          <w:ilvl w:val="0"/>
-          <w:numId w:val="1007"/>
-        </w:numPr>
-      </w:pPr>
-      <w:r>
-        <w:t xml:space="preserve">In</w:t>
-      </w:r>
-      <w:r>
-        <w:t xml:space="preserve"> </w:t>
-      </w:r>
-      <w:r>
-        <w:t xml:space="preserve">“dry-run”</w:t>
-      </w:r>
-      <w:r>
-        <w:t xml:space="preserve"> </w:t>
-      </w:r>
-      <w:r>
-        <w:t xml:space="preserve">mode, the function reports what it</w:t>
+        <w:rPr>
+          <w:b/>
+          <w:bCs/>
+        </w:rPr>
+        <w:t xml:space="preserve">Criticality:</w:t>
+      </w:r>
+      <w:r>
+        <w:t xml:space="preserve"> </w:t>
+      </w:r>
+      <w:r>
+        <w:t xml:space="preserve">CRITICAL. A failure here, or a regression that allowed this function to silently accept bad input, would risk a wrong-server build.</w:t>
+      </w:r>
+    </w:p>
+    <w:bookmarkEnd w:id="16"/>
+    <w:bookmarkStart w:id="17" w:name="sec10"/>
+    <w:p>
+      <w:pPr>
+        <w:pStyle w:val="Heading3"/>
+      </w:pPr>
+      <w:r>
+        <w:t xml:space="preserve">3. Validating the ISO / build path –</w:t>
+      </w:r>
+      <w:r>
+        <w:t xml:space="preserve"> </w:t>
+      </w:r>
+      <w:r>
+        <w:rPr>
+          <w:rStyle w:val="VerbatimChar"/>
+        </w:rPr>
+        <w:t xml:space="preserve">Test-BuildParams</w:t>
+      </w:r>
+    </w:p>
+    <w:p>
+      <w:pPr>
+        <w:pStyle w:val="FirstParagraph"/>
+      </w:pPr>
+      <w:r>
+        <w:rPr>
+          <w:b/>
+          <w:bCs/>
+        </w:rPr>
+        <w:t xml:space="preserve">Test file:</w:t>
+      </w:r>
+      <w:r>
+        <w:t xml:space="preserve"> </w:t>
+      </w:r>
+      <w:r>
+        <w:rPr>
+          <w:rStyle w:val="VerbatimChar"/>
+        </w:rPr>
+        <w:t xml:space="preserve">tests/powershell/Test-BuildParams.Unit.Tests.ps1</w:t>
       </w:r>
       <w:r>
         <w:t xml:space="preserve"> </w:t>
@@ -1568,91 +1824,7 @@
           <w:i/>
           <w:iCs/>
         </w:rPr>
-        <w:t xml:space="preserve">would</w:t>
-      </w:r>
-      <w:r>
-        <w:t xml:space="preserve"> </w:t>
-      </w:r>
-      <w:r>
-        <w:t xml:space="preserve">do without copying anything.</w:t>
-      </w:r>
-    </w:p>
-    <w:p>
-      <w:pPr>
-        <w:pStyle w:val="FirstParagraph"/>
-      </w:pPr>
-      <w:r>
-        <w:rPr>
-          <w:b/>
-          <w:bCs/>
-        </w:rPr>
-        <w:t xml:space="preserve">Why this matters</w:t>
-      </w:r>
-    </w:p>
-    <w:p>
-      <w:pPr>
-        <w:pStyle w:val="BodyText"/>
-      </w:pPr>
-      <w:r>
-        <w:t xml:space="preserve">Publishing is the hand-off between the Configuration Manager side and the iLO side. If an ISO is published to the wrong place, or if the publish step silently accepts a missing file, iLO will mount nothing and the server will not boot. This test protects the boundary between the two systems.</w:t>
-      </w:r>
-    </w:p>
-    <w:p>
-      <w:pPr>
-        <w:pStyle w:val="BodyText"/>
-      </w:pPr>
-      <w:r>
-        <w:rPr>
-          <w:b/>
-          <w:bCs/>
-        </w:rPr>
-        <w:t xml:space="preserve">Criticality:</w:t>
-      </w:r>
-      <w:r>
-        <w:t xml:space="preserve"> </w:t>
-      </w:r>
-      <w:r>
-        <w:t xml:space="preserve">HIGH. A failure here means the ISO may not be reachable by iLO when the build starts.</w:t>
-      </w:r>
-    </w:p>
-    <w:bookmarkEnd w:id="16"/>
-    <w:bookmarkStart w:id="17" w:name="sec10"/>
-    <w:p>
-      <w:pPr>
-        <w:pStyle w:val="Heading3"/>
-      </w:pPr>
-      <w:r>
-        <w:t xml:space="preserve">3. Identifying the target server –</w:t>
-      </w:r>
-      <w:r>
-        <w:t xml:space="preserve"> </w:t>
-      </w:r>
-      <w:r>
-        <w:rPr>
-          <w:rStyle w:val="VerbatimChar"/>
-        </w:rPr>
-        <w:t xml:space="preserve">Get-OneViewServerTarget</w:t>
-      </w:r>
-    </w:p>
-    <w:p>
-      <w:pPr>
-        <w:pStyle w:val="FirstParagraph"/>
-      </w:pPr>
-      <w:r>
-        <w:rPr>
-          <w:b/>
-          <w:bCs/>
-        </w:rPr>
-        <w:t xml:space="preserve">Test file:</w:t>
-      </w:r>
-      <w:r>
-        <w:t xml:space="preserve"> </w:t>
-      </w:r>
-      <w:r>
-        <w:rPr>
-          <w:rStyle w:val="VerbatimChar"/>
-        </w:rPr>
-        <w:t xml:space="preserve">tests/powershell/Get-OneViewServerTarget.Unit.Tests.ps1</w:t>
+        <w:t xml:space="preserve">(to be added)</w:t>
       </w:r>
       <w:r>
         <w:t xml:space="preserve"> </w:t>
@@ -1672,13 +1844,7 @@
           <w:i/>
           <w:iCs/>
         </w:rPr>
-        <w:t xml:space="preserve">Identify and validate the target server in HPE OneView</w:t>
-      </w:r>
-      <w:r>
-        <w:t xml:space="preserve"> </w:t>
-      </w:r>
-      <w:r>
-        <w:t xml:space="preserve">(and runbook step 10.4)</w:t>
+        <w:t xml:space="preserve">Validate the boot ISO path before mounting it</w:t>
       </w:r>
     </w:p>
     <w:p>
@@ -1698,7 +1864,246 @@
         <w:pStyle w:val="BodyText"/>
       </w:pPr>
       <w:r>
-        <w:t xml:space="preserve">Before anything touches a server, the automation must correctly identify</w:t>
+        <w:t xml:space="preserve">The automation converts a network-share Windows ISO path into the address the iLO BMC can mount as virtual media, and confirms the file is usable. The tests check that:</w:t>
+      </w:r>
+    </w:p>
+    <w:p>
+      <w:pPr>
+        <w:pStyle w:val="Compact"/>
+        <w:numPr>
+          <w:ilvl w:val="0"/>
+          <w:numId w:val="1008"/>
+        </w:numPr>
+      </w:pPr>
+      <w:r>
+        <w:t xml:space="preserve">Every accepted format resolves correctly:</w:t>
+      </w:r>
+      <w:r>
+        <w:t xml:space="preserve"> </w:t>
+      </w:r>
+      <w:r>
+        <w:rPr>
+          <w:rStyle w:val="VerbatimChar"/>
+        </w:rPr>
+        <w:t xml:space="preserve">\\server\share\file.iso</w:t>
+      </w:r>
+      <w:r>
+        <w:t xml:space="preserve"> </w:t>
+      </w:r>
+      <w:r>
+        <w:t xml:space="preserve">(UNC),</w:t>
+      </w:r>
+      <w:r>
+        <w:t xml:space="preserve"> </w:t>
+      </w:r>
+      <w:r>
+        <w:rPr>
+          <w:rStyle w:val="VerbatimChar"/>
+        </w:rPr>
+        <w:t xml:space="preserve">//server/share/file.iso</w:t>
+      </w:r>
+      <w:r>
+        <w:t xml:space="preserve"> </w:t>
+      </w:r>
+      <w:r>
+        <w:t xml:space="preserve">(forward-slash UNC),</w:t>
+      </w:r>
+      <w:r>
+        <w:t xml:space="preserve"> </w:t>
+      </w:r>
+      <w:r>
+        <w:rPr>
+          <w:rStyle w:val="VerbatimChar"/>
+        </w:rPr>
+        <w:t xml:space="preserve">cifs://…</w:t>
+      </w:r>
+      <w:r>
+        <w:t xml:space="preserve">,</w:t>
+      </w:r>
+      <w:r>
+        <w:t xml:space="preserve"> </w:t>
+      </w:r>
+      <w:r>
+        <w:rPr>
+          <w:rStyle w:val="VerbatimChar"/>
+        </w:rPr>
+        <w:t xml:space="preserve">smb://…</w:t>
+      </w:r>
+      <w:r>
+        <w:t xml:space="preserve">,</w:t>
+      </w:r>
+      <w:r>
+        <w:t xml:space="preserve"> </w:t>
+      </w:r>
+      <w:r>
+        <w:rPr>
+          <w:rStyle w:val="VerbatimChar"/>
+        </w:rPr>
+        <w:t xml:space="preserve">https://…</w:t>
+      </w:r>
+      <w:r>
+        <w:t xml:space="preserve">,</w:t>
+      </w:r>
+      <w:r>
+        <w:t xml:space="preserve"> </w:t>
+      </w:r>
+      <w:r>
+        <w:rPr>
+          <w:rStyle w:val="VerbatimChar"/>
+        </w:rPr>
+        <w:t xml:space="preserve">nfs://…</w:t>
+      </w:r>
+      <w:r>
+        <w:t xml:space="preserve">, and a mapped network drive</w:t>
+      </w:r>
+      <w:r>
+        <w:t xml:space="preserve"> </w:t>
+      </w:r>
+      <w:r>
+        <w:rPr>
+          <w:rStyle w:val="VerbatimChar"/>
+        </w:rPr>
+        <w:t xml:space="preserve">H:\file.iso</w:t>
+      </w:r>
+      <w:r>
+        <w:t xml:space="preserve">.</w:t>
+      </w:r>
+    </w:p>
+    <w:p>
+      <w:pPr>
+        <w:pStyle w:val="Compact"/>
+        <w:numPr>
+          <w:ilvl w:val="0"/>
+          <w:numId w:val="1008"/>
+        </w:numPr>
+      </w:pPr>
+      <w:r>
+        <w:t xml:space="preserve">A</w:t>
+      </w:r>
+      <w:r>
+        <w:t xml:space="preserve"> </w:t>
+      </w:r>
+      <w:r>
+        <w:rPr>
+          <w:b/>
+          <w:bCs/>
+        </w:rPr>
+        <w:t xml:space="preserve">local drive</w:t>
+      </w:r>
+      <w:r>
+        <w:t xml:space="preserve"> </w:t>
+      </w:r>
+      <w:r>
+        <w:t xml:space="preserve">path (</w:t>
+      </w:r>
+      <w:r>
+        <w:rPr>
+          <w:rStyle w:val="VerbatimChar"/>
+        </w:rPr>
+        <w:t xml:space="preserve">C:\…</w:t>
+      </w:r>
+      <w:r>
+        <w:t xml:space="preserve">) is rejected, because the iLO BMC is a separate controller and cannot read local disks.</w:t>
+      </w:r>
+    </w:p>
+    <w:p>
+      <w:pPr>
+        <w:pStyle w:val="Compact"/>
+        <w:numPr>
+          <w:ilvl w:val="0"/>
+          <w:numId w:val="1008"/>
+        </w:numPr>
+      </w:pPr>
+      <w:r>
+        <w:t xml:space="preserve">Firmware folder locations are validated by the same resolver.</w:t>
+      </w:r>
+    </w:p>
+    <w:p>
+      <w:pPr>
+        <w:pStyle w:val="FirstParagraph"/>
+      </w:pPr>
+      <w:r>
+        <w:rPr>
+          <w:b/>
+          <w:bCs/>
+        </w:rPr>
+        <w:t xml:space="preserve">Why this matters</w:t>
+      </w:r>
+    </w:p>
+    <w:p>
+      <w:pPr>
+        <w:pStyle w:val="BodyText"/>
+      </w:pPr>
+      <w:r>
+        <w:t xml:space="preserve">If the ISO path is wrong or points at a local disk, iLO mounts nothing and the build fails late and expensively. This test catches bad media paths before anything is mounted.</w:t>
+      </w:r>
+    </w:p>
+    <w:p>
+      <w:pPr>
+        <w:pStyle w:val="BodyText"/>
+      </w:pPr>
+      <w:r>
+        <w:rPr>
+          <w:b/>
+          <w:bCs/>
+        </w:rPr>
+        <w:t xml:space="preserve">Criticality:</w:t>
+      </w:r>
+      <w:r>
+        <w:t xml:space="preserve"> </w:t>
+      </w:r>
+      <w:r>
+        <w:t xml:space="preserve">HIGH. A failure here means the build may be pointed at an unreachable or invalid ISO.</w:t>
+      </w:r>
+    </w:p>
+    <w:bookmarkEnd w:id="17"/>
+    <w:bookmarkStart w:id="18" w:name="sec11"/>
+    <w:p>
+      <w:pPr>
+        <w:pStyle w:val="Heading3"/>
+      </w:pPr>
+      <w:r>
+        <w:t xml:space="preserve">4. Pre-build checks –</w:t>
+      </w:r>
+      <w:r>
+        <w:t xml:space="preserve"> </w:t>
+      </w:r>
+      <w:r>
+        <w:rPr>
+          <w:rStyle w:val="VerbatimChar"/>
+        </w:rPr>
+        <w:t xml:space="preserve">Test-PreBuildValidation</w:t>
+      </w:r>
+    </w:p>
+    <w:p>
+      <w:pPr>
+        <w:pStyle w:val="FirstParagraph"/>
+      </w:pPr>
+      <w:r>
+        <w:rPr>
+          <w:b/>
+          <w:bCs/>
+        </w:rPr>
+        <w:t xml:space="preserve">Test file:</w:t>
+      </w:r>
+      <w:r>
+        <w:t xml:space="preserve"> </w:t>
+      </w:r>
+      <w:r>
+        <w:rPr>
+          <w:rStyle w:val="VerbatimChar"/>
+        </w:rPr>
+        <w:t xml:space="preserve">tests/powershell/Test-PreBuildValidation.Unit.Tests.ps1</w:t>
+      </w:r>
+      <w:r>
+        <w:t xml:space="preserve"> </w:t>
+      </w:r>
+      <w:r>
+        <w:rPr>
+          <w:b/>
+          <w:bCs/>
+        </w:rPr>
+        <w:t xml:space="preserve">Runbook step:</w:t>
       </w:r>
       <w:r>
         <w:t xml:space="preserve"> </w:t>
@@ -1708,94 +2113,135 @@
           <w:i/>
           <w:iCs/>
         </w:rPr>
-        <w:t xml:space="preserve">which</w:t>
-      </w:r>
-      <w:r>
-        <w:t xml:space="preserve"> </w:t>
-      </w:r>
-      <w:r>
-        <w:t xml:space="preserve">server it is building. The tests check that:</w:t>
-      </w:r>
-    </w:p>
-    <w:p>
-      <w:pPr>
-        <w:pStyle w:val="Compact"/>
-        <w:numPr>
-          <w:ilvl w:val="0"/>
-          <w:numId w:val="1008"/>
-        </w:numPr>
-      </w:pPr>
-      <w:r>
-        <w:t xml:space="preserve">The lookup function is available and accepts server name, serial number, identifier type, OneView host, and a mock result for offline testing.</w:t>
-      </w:r>
-    </w:p>
-    <w:p>
-      <w:pPr>
-        <w:pStyle w:val="Compact"/>
-        <w:numPr>
-          <w:ilvl w:val="0"/>
-          <w:numId w:val="1008"/>
-        </w:numPr>
-      </w:pPr>
-      <w:r>
-        <w:t xml:space="preserve">With a provided mock result, the function returns the correct server and serial number without making any network call.</w:t>
-      </w:r>
-    </w:p>
-    <w:p>
-      <w:pPr>
-        <w:pStyle w:val="Compact"/>
-        <w:numPr>
-          <w:ilvl w:val="0"/>
-          <w:numId w:val="1008"/>
-        </w:numPr>
-      </w:pPr>
-      <w:r>
-        <w:t xml:space="preserve">If no OneView host is configured (and it is running in automated mode), the function fails cleanly rather than guessing.</w:t>
-      </w:r>
-    </w:p>
-    <w:p>
-      <w:pPr>
-        <w:pStyle w:val="Compact"/>
-        <w:numPr>
-          <w:ilvl w:val="0"/>
-          <w:numId w:val="1008"/>
-        </w:numPr>
-      </w:pPr>
-      <w:r>
-        <w:t xml:space="preserve">An unknown identifier type (for example, someone passing</w:t>
-      </w:r>
-      <w:r>
-        <w:t xml:space="preserve"> </w:t>
-      </w:r>
-      <w:r>
-        <w:t xml:space="preserve">“Bogus”</w:t>
-      </w:r>
-      <w:r>
-        <w:t xml:space="preserve"> </w:t>
-      </w:r>
-      <w:r>
-        <w:t xml:space="preserve">instead of</w:t>
-      </w:r>
-      <w:r>
-        <w:t xml:space="preserve"> </w:t>
-      </w:r>
-      <w:r>
-        <w:t xml:space="preserve">“SerialNumber”</w:t>
-      </w:r>
-      <w:r>
-        <w:t xml:space="preserve"> </w:t>
-      </w:r>
-      <w:r>
-        <w:t xml:space="preserve">or</w:t>
-      </w:r>
-      <w:r>
-        <w:t xml:space="preserve"> </w:t>
-      </w:r>
-      <w:r>
-        <w:t xml:space="preserve">“Name”</w:t>
-      </w:r>
-      <w:r>
-        <w:t xml:space="preserve">) is rejected.</w:t>
+        <w:t xml:space="preserve">Validation Checklist – Pre-build validation</w:t>
+      </w:r>
+    </w:p>
+    <w:p>
+      <w:pPr>
+        <w:pStyle w:val="BodyText"/>
+      </w:pPr>
+      <w:r>
+        <w:rPr>
+          <w:b/>
+          <w:bCs/>
+        </w:rPr>
+        <w:t xml:space="preserve">What it tests, in plain language</w:t>
+      </w:r>
+    </w:p>
+    <w:p>
+      <w:pPr>
+        <w:pStyle w:val="BodyText"/>
+      </w:pPr>
+      <w:r>
+        <w:t xml:space="preserve">Before a build starts, the automation runs a list of</w:t>
+      </w:r>
+      <w:r>
+        <w:t xml:space="preserve"> </w:t>
+      </w:r>
+      <w:r>
+        <w:t xml:space="preserve">“are we ready?”</w:t>
+      </w:r>
+      <w:r>
+        <w:t xml:space="preserve"> </w:t>
+      </w:r>
+      <w:r>
+        <w:t xml:space="preserve">checks: is OneView reachable, is iLO contactable, are the management and distribution points accessible from the build network, is the ISO URL valid? The tests check that:</w:t>
+      </w:r>
+    </w:p>
+    <w:p>
+      <w:pPr>
+        <w:pStyle w:val="Compact"/>
+        <w:numPr>
+          <w:ilvl w:val="0"/>
+          <w:numId w:val="1009"/>
+        </w:numPr>
+      </w:pPr>
+      <w:r>
+        <w:t xml:space="preserve">The function is available, and accepts flags to skip individual checks (for example,</w:t>
+      </w:r>
+      <w:r>
+        <w:t xml:space="preserve"> </w:t>
+      </w:r>
+      <w:r>
+        <w:rPr>
+          <w:rStyle w:val="VerbatimChar"/>
+        </w:rPr>
+        <w:t xml:space="preserve">-SkipOneView</w:t>
+      </w:r>
+      <w:r>
+        <w:t xml:space="preserve">,</w:t>
+      </w:r>
+      <w:r>
+        <w:t xml:space="preserve"> </w:t>
+      </w:r>
+      <w:r>
+        <w:rPr>
+          <w:rStyle w:val="VerbatimChar"/>
+        </w:rPr>
+        <w:t xml:space="preserve">-SkipIlo</w:t>
+      </w:r>
+      <w:r>
+        <w:t xml:space="preserve">,</w:t>
+      </w:r>
+      <w:r>
+        <w:t xml:space="preserve"> </w:t>
+      </w:r>
+      <w:r>
+        <w:rPr>
+          <w:rStyle w:val="VerbatimChar"/>
+        </w:rPr>
+        <w:t xml:space="preserve">-SkipDpMp</w:t>
+      </w:r>
+      <w:r>
+        <w:t xml:space="preserve">,</w:t>
+      </w:r>
+      <w:r>
+        <w:t xml:space="preserve"> </w:t>
+      </w:r>
+      <w:r>
+        <w:rPr>
+          <w:rStyle w:val="VerbatimChar"/>
+        </w:rPr>
+        <w:t xml:space="preserve">-SkipIsoUrl</w:t>
+      </w:r>
+      <w:r>
+        <w:t xml:space="preserve">).</w:t>
+      </w:r>
+    </w:p>
+    <w:p>
+      <w:pPr>
+        <w:pStyle w:val="Compact"/>
+        <w:numPr>
+          <w:ilvl w:val="0"/>
+          <w:numId w:val="1009"/>
+        </w:numPr>
+      </w:pPr>
+      <w:r>
+        <w:t xml:space="preserve">When run with all checks skipped (which is how the tests run offline), it still returns a structured result with a checks dictionary, meaning downstream automation always gets a consistent shape of answer.</w:t>
+      </w:r>
+    </w:p>
+    <w:p>
+      <w:pPr>
+        <w:pStyle w:val="Compact"/>
+        <w:numPr>
+          <w:ilvl w:val="0"/>
+          <w:numId w:val="1009"/>
+        </w:numPr>
+      </w:pPr>
+      <w:r>
+        <w:t xml:space="preserve">When no ISO URL is supplied, the ISO-URL check is correctly skipped rather than failing the whole pre-build.</w:t>
+      </w:r>
+    </w:p>
+    <w:p>
+      <w:pPr>
+        <w:pStyle w:val="Compact"/>
+        <w:numPr>
+          <w:ilvl w:val="0"/>
+          <w:numId w:val="1009"/>
+        </w:numPr>
+      </w:pPr>
+      <w:r>
+        <w:t xml:space="preserve">An explicit audit record is always created, to satisfy the runbook’s audit requirements.</w:t>
       </w:r>
     </w:p>
     <w:p>
@@ -1815,19 +2261,7 @@
         <w:pStyle w:val="BodyText"/>
       </w:pPr>
       <w:r>
-        <w:t xml:space="preserve">This is the</w:t>
-      </w:r>
-      <w:r>
-        <w:t xml:space="preserve"> </w:t>
-      </w:r>
-      <w:r>
-        <w:t xml:space="preserve">“right server, right build”</w:t>
-      </w:r>
-      <w:r>
-        <w:t xml:space="preserve"> </w:t>
-      </w:r>
-      <w:r>
-        <w:t xml:space="preserve">check. Getting it wrong is the highest-severity incident the runbook describes: building the wrong server. The tests cannot cover every failure mode of a live OneView query, but they do confirm that the function refuses to proceed when its input is malformed or missing, which is the most important behaviour.</w:t>
+        <w:t xml:space="preserve">Pre-build validation is the difference between discovering a missing driver in the first minute of the build and discovering it 40 minutes in after a failed disk step. If the pre-build checks do not run, or silently skip important checks, the build is likely to fail later in an expensive way. These tests prove the pre-check function always produces a complete, structured result.</w:t>
       </w:r>
     </w:p>
     <w:p>
@@ -1845,17 +2279,566 @@
         <w:t xml:space="preserve"> </w:t>
       </w:r>
       <w:r>
-        <w:t xml:space="preserve">CRITICAL. A failure here, or a regression that allowed this function to silently accept bad input, would risk a wrong-server build.</w:t>
-      </w:r>
-    </w:p>
-    <w:bookmarkEnd w:id="17"/>
-    <w:bookmarkStart w:id="18" w:name="sec11"/>
+        <w:t xml:space="preserve">HIGH. A failure here undermines the gate that prevents bad builds from starting.</w:t>
+      </w:r>
+    </w:p>
+    <w:bookmarkEnd w:id="18"/>
+    <w:bookmarkStart w:id="19" w:name="sec12"/>
     <w:p>
       <w:pPr>
         <w:pStyle w:val="Heading3"/>
       </w:pPr>
       <w:r>
-        <w:t xml:space="preserve">4. Mounting the ISO and forcing boot –</w:t>
+        <w:t xml:space="preserve">5. The build (4-eye review + deploy) –</w:t>
+      </w:r>
+      <w:r>
+        <w:t xml:space="preserve"> </w:t>
+      </w:r>
+      <w:r>
+        <w:rPr>
+          <w:rStyle w:val="VerbatimChar"/>
+        </w:rPr>
+        <w:t xml:space="preserve">Configure-PhysicalBuild</w:t>
+      </w:r>
+    </w:p>
+    <w:p>
+      <w:pPr>
+        <w:pStyle w:val="FirstParagraph"/>
+      </w:pPr>
+      <w:r>
+        <w:rPr>
+          <w:b/>
+          <w:bCs/>
+        </w:rPr>
+        <w:t xml:space="preserve">Test file:</w:t>
+      </w:r>
+      <w:r>
+        <w:t xml:space="preserve"> </w:t>
+      </w:r>
+      <w:r>
+        <w:rPr>
+          <w:rStyle w:val="VerbatimChar"/>
+        </w:rPr>
+        <w:t xml:space="preserve">tests/powershell/Configure-PhysicalBuild.Unit.Tests.ps1</w:t>
+      </w:r>
+      <w:r>
+        <w:t xml:space="preserve"> </w:t>
+      </w:r>
+      <w:r>
+        <w:rPr>
+          <w:b/>
+          <w:bCs/>
+        </w:rPr>
+        <w:t xml:space="preserve">Runbook step:</w:t>
+      </w:r>
+      <w:r>
+        <w:t xml:space="preserve"> </w:t>
+      </w:r>
+      <w:r>
+        <w:t xml:space="preserve">The complete Standard Operating Procedure (ISO build/publish, OneView resolution, iLO mount + boot, monitoring, post-build, maintenance mode)</w:t>
+      </w:r>
+    </w:p>
+    <w:p>
+      <w:pPr>
+        <w:pStyle w:val="BodyText"/>
+      </w:pPr>
+      <w:r>
+        <w:rPr>
+          <w:b/>
+          <w:bCs/>
+        </w:rPr>
+        <w:t xml:space="preserve">What it tests, in plain language</w:t>
+      </w:r>
+    </w:p>
+    <w:p>
+      <w:pPr>
+        <w:pStyle w:val="BodyText"/>
+      </w:pPr>
+      <w:r>
+        <w:rPr>
+          <w:rStyle w:val="VerbatimChar"/>
+        </w:rPr>
+        <w:t xml:space="preserve">Configure-PhysicalBuild</w:t>
+      </w:r>
+      <w:r>
+        <w:t xml:space="preserve"> </w:t>
+      </w:r>
+      <w:r>
+        <w:t xml:space="preserve">is the</w:t>
+      </w:r>
+      <w:r>
+        <w:t xml:space="preserve"> </w:t>
+      </w:r>
+      <w:r>
+        <w:rPr>
+          <w:b/>
+          <w:bCs/>
+        </w:rPr>
+        <w:t xml:space="preserve">single build command</w:t>
+      </w:r>
+      <w:r>
+        <w:t xml:space="preserve"> </w:t>
+      </w:r>
+      <w:r>
+        <w:t xml:space="preserve">operators run. It performs the full 4-eye review internally and — only after you type</w:t>
+      </w:r>
+      <w:r>
+        <w:t xml:space="preserve"> </w:t>
+      </w:r>
+      <w:r>
+        <w:rPr>
+          <w:rStyle w:val="VerbatimChar"/>
+        </w:rPr>
+        <w:t xml:space="preserve">APPROVE</w:t>
+      </w:r>
+      <w:r>
+        <w:t xml:space="preserve"> </w:t>
+      </w:r>
+      <w:r>
+        <w:t xml:space="preserve">or pass</w:t>
+      </w:r>
+      <w:r>
+        <w:t xml:space="preserve"> </w:t>
+      </w:r>
+      <w:r>
+        <w:rPr>
+          <w:rStyle w:val="VerbatimChar"/>
+        </w:rPr>
+        <w:t xml:space="preserve">-Deploy</w:t>
+      </w:r>
+      <w:r>
+        <w:t xml:space="preserve"> </w:t>
+      </w:r>
+      <w:r>
+        <w:t xml:space="preserve">(alias</w:t>
+      </w:r>
+      <w:r>
+        <w:t xml:space="preserve"> </w:t>
+      </w:r>
+      <w:r>
+        <w:rPr>
+          <w:rStyle w:val="VerbatimChar"/>
+        </w:rPr>
+        <w:t xml:space="preserve">-Execute</w:t>
+      </w:r>
+      <w:r>
+        <w:t xml:space="preserve">) — executes the build pipeline: OneView resolution, maintenance-mode enable, iLO mount, OS install, post-build validation, and maintenance-mode disable. The tests verify that:</w:t>
+      </w:r>
+    </w:p>
+    <w:p>
+      <w:pPr>
+        <w:pStyle w:val="Compact"/>
+        <w:numPr>
+          <w:ilvl w:val="0"/>
+          <w:numId w:val="1010"/>
+        </w:numPr>
+      </w:pPr>
+      <w:r>
+        <w:t xml:space="preserve">The review runs and prints the plan</w:t>
+      </w:r>
+      <w:r>
+        <w:t xml:space="preserve"> </w:t>
+      </w:r>
+      <w:r>
+        <w:rPr>
+          <w:b/>
+          <w:bCs/>
+        </w:rPr>
+        <w:t xml:space="preserve">without making any change</w:t>
+      </w:r>
+      <w:r>
+        <w:t xml:space="preserve"> </w:t>
+      </w:r>
+      <w:r>
+        <w:t xml:space="preserve">until authorized; a missing or non-matching</w:t>
+      </w:r>
+      <w:r>
+        <w:t xml:space="preserve"> </w:t>
+      </w:r>
+      <w:r>
+        <w:rPr>
+          <w:rStyle w:val="VerbatimChar"/>
+        </w:rPr>
+        <w:t xml:space="preserve">-GuardRail</w:t>
+      </w:r>
+      <w:r>
+        <w:t xml:space="preserve"> </w:t>
+      </w:r>
+      <w:r>
+        <w:t xml:space="preserve">regex aborts the review before anything destructive is even planned.</w:t>
+      </w:r>
+    </w:p>
+    <w:p>
+      <w:pPr>
+        <w:pStyle w:val="Compact"/>
+        <w:numPr>
+          <w:ilvl w:val="0"/>
+          <w:numId w:val="1010"/>
+        </w:numPr>
+      </w:pPr>
+      <w:r>
+        <w:rPr>
+          <w:rStyle w:val="VerbatimChar"/>
+        </w:rPr>
+        <w:t xml:space="preserve">-GuardRail</w:t>
+      </w:r>
+      <w:r>
+        <w:t xml:space="preserve"> </w:t>
+      </w:r>
+      <w:r>
+        <w:t xml:space="preserve">is mandatory: matching the resolved server name is allowed; a non-matching or omitted guard-rail aborts with a logged error (no deploy).</w:t>
+      </w:r>
+    </w:p>
+    <w:p>
+      <w:pPr>
+        <w:pStyle w:val="Compact"/>
+        <w:numPr>
+          <w:ilvl w:val="0"/>
+          <w:numId w:val="1010"/>
+        </w:numPr>
+      </w:pPr>
+      <w:r>
+        <w:t xml:space="preserve">External-ISO mode accepts every network path form (</w:t>
+      </w:r>
+      <w:r>
+        <w:rPr>
+          <w:rStyle w:val="VerbatimChar"/>
+        </w:rPr>
+        <w:t xml:space="preserve">\\</w:t>
+      </w:r>
+      <w:r>
+        <w:t xml:space="preserve">,</w:t>
+      </w:r>
+      <w:r>
+        <w:t xml:space="preserve"> </w:t>
+      </w:r>
+      <w:r>
+        <w:rPr>
+          <w:rStyle w:val="VerbatimChar"/>
+        </w:rPr>
+        <w:t xml:space="preserve">//</w:t>
+      </w:r>
+      <w:r>
+        <w:t xml:space="preserve">,</w:t>
+      </w:r>
+      <w:r>
+        <w:t xml:space="preserve"> </w:t>
+      </w:r>
+      <w:r>
+        <w:rPr>
+          <w:rStyle w:val="VerbatimChar"/>
+        </w:rPr>
+        <w:t xml:space="preserve">cifs://</w:t>
+      </w:r>
+      <w:r>
+        <w:t xml:space="preserve">,</w:t>
+      </w:r>
+      <w:r>
+        <w:t xml:space="preserve"> </w:t>
+      </w:r>
+      <w:r>
+        <w:rPr>
+          <w:rStyle w:val="VerbatimChar"/>
+        </w:rPr>
+        <w:t xml:space="preserve">smb://</w:t>
+      </w:r>
+      <w:r>
+        <w:t xml:space="preserve">,</w:t>
+      </w:r>
+      <w:r>
+        <w:t xml:space="preserve"> </w:t>
+      </w:r>
+      <w:r>
+        <w:rPr>
+          <w:rStyle w:val="VerbatimChar"/>
+        </w:rPr>
+        <w:t xml:space="preserve">https://</w:t>
+      </w:r>
+      <w:r>
+        <w:t xml:space="preserve">, mapped drive) and does not require the ConfigMgr build/publish parameters.</w:t>
+      </w:r>
+    </w:p>
+    <w:p>
+      <w:pPr>
+        <w:pStyle w:val="Compact"/>
+        <w:numPr>
+          <w:ilvl w:val="0"/>
+          <w:numId w:val="1010"/>
+        </w:numPr>
+      </w:pPr>
+      <w:r>
+        <w:t xml:space="preserve">The skip / maintenance-mode flags (</w:t>
+      </w:r>
+      <w:r>
+        <w:rPr>
+          <w:rStyle w:val="VerbatimChar"/>
+        </w:rPr>
+        <w:t xml:space="preserve">-NoMaintenanceMode</w:t>
+      </w:r>
+      <w:r>
+        <w:t xml:space="preserve">,</w:t>
+      </w:r>
+      <w:r>
+        <w:t xml:space="preserve"> </w:t>
+      </w:r>
+      <w:r>
+        <w:rPr>
+          <w:rStyle w:val="VerbatimChar"/>
+        </w:rPr>
+        <w:t xml:space="preserve">-SkipPreBuild</w:t>
+      </w:r>
+      <w:r>
+        <w:t xml:space="preserve">,</w:t>
+      </w:r>
+      <w:r>
+        <w:t xml:space="preserve"> </w:t>
+      </w:r>
+      <w:r>
+        <w:rPr>
+          <w:rStyle w:val="VerbatimChar"/>
+        </w:rPr>
+        <w:t xml:space="preserve">-SkipOneView</w:t>
+      </w:r>
+      <w:r>
+        <w:t xml:space="preserve">,</w:t>
+      </w:r>
+      <w:r>
+        <w:t xml:space="preserve"> </w:t>
+      </w:r>
+      <w:r>
+        <w:rPr>
+          <w:rStyle w:val="VerbatimChar"/>
+        </w:rPr>
+        <w:t xml:space="preserve">-SkipIlo</w:t>
+      </w:r>
+      <w:r>
+        <w:t xml:space="preserve">,</w:t>
+      </w:r>
+      <w:r>
+        <w:t xml:space="preserve"> </w:t>
+      </w:r>
+      <w:r>
+        <w:rPr>
+          <w:rStyle w:val="VerbatimChar"/>
+        </w:rPr>
+        <w:t xml:space="preserve">-SkipDpMp</w:t>
+      </w:r>
+      <w:r>
+        <w:t xml:space="preserve">,</w:t>
+      </w:r>
+      <w:r>
+        <w:t xml:space="preserve"> </w:t>
+      </w:r>
+      <w:r>
+        <w:rPr>
+          <w:rStyle w:val="VerbatimChar"/>
+        </w:rPr>
+        <w:t xml:space="preserve">-SkipIsoUrl</w:t>
+      </w:r>
+      <w:r>
+        <w:t xml:space="preserve">,</w:t>
+      </w:r>
+      <w:r>
+        <w:t xml:space="preserve"> </w:t>
+      </w:r>
+      <w:r>
+        <w:rPr>
+          <w:rStyle w:val="VerbatimChar"/>
+        </w:rPr>
+        <w:t xml:space="preserve">-Force</w:t>
+      </w:r>
+      <w:r>
+        <w:t xml:space="preserve">) are honoured.</w:t>
+      </w:r>
+    </w:p>
+    <w:p>
+      <w:pPr>
+        <w:pStyle w:val="Compact"/>
+        <w:numPr>
+          <w:ilvl w:val="0"/>
+          <w:numId w:val="1010"/>
+        </w:numPr>
+      </w:pPr>
+      <w:r>
+        <w:t xml:space="preserve">In</w:t>
+      </w:r>
+      <w:r>
+        <w:t xml:space="preserve"> </w:t>
+      </w:r>
+      <w:r>
+        <w:t xml:space="preserve">“dry-run”</w:t>
+      </w:r>
+      <w:r>
+        <w:t xml:space="preserve"> </w:t>
+      </w:r>
+      <w:r>
+        <w:t xml:space="preserve">mode, the command prints the plan only and performs no action.</w:t>
+      </w:r>
+    </w:p>
+    <w:p>
+      <w:pPr>
+        <w:pStyle w:val="BlockText"/>
+      </w:pPr>
+      <w:r>
+        <w:rPr>
+          <w:b/>
+          <w:bCs/>
+        </w:rPr>
+        <w:t xml:space="preserve">Note:</w:t>
+      </w:r>
+      <w:r>
+        <w:t xml:space="preserve"> </w:t>
+      </w:r>
+      <w:r>
+        <w:rPr>
+          <w:rStyle w:val="VerbatimChar"/>
+        </w:rPr>
+        <w:t xml:space="preserve">New-IsoBuild</w:t>
+      </w:r>
+      <w:r>
+        <w:t xml:space="preserve">,</w:t>
+      </w:r>
+      <w:r>
+        <w:t xml:space="preserve"> </w:t>
+      </w:r>
+      <w:r>
+        <w:rPr>
+          <w:rStyle w:val="VerbatimChar"/>
+        </w:rPr>
+        <w:t xml:space="preserve">Publish-BootIso</w:t>
+      </w:r>
+      <w:r>
+        <w:t xml:space="preserve">,</w:t>
+      </w:r>
+      <w:r>
+        <w:t xml:space="preserve"> </w:t>
+      </w:r>
+      <w:r>
+        <w:rPr>
+          <w:rStyle w:val="VerbatimChar"/>
+        </w:rPr>
+        <w:t xml:space="preserve">Invoke-IsoDeploy</w:t>
+      </w:r>
+      <w:r>
+        <w:t xml:space="preserve"> </w:t>
+      </w:r>
+      <w:r>
+        <w:t xml:space="preserve">and</w:t>
+      </w:r>
+      <w:r>
+        <w:t xml:space="preserve"> </w:t>
+      </w:r>
+      <w:r>
+        <w:rPr>
+          <w:rStyle w:val="VerbatimChar"/>
+        </w:rPr>
+        <w:t xml:space="preserve">Start-PhysicalServerBuild</w:t>
+      </w:r>
+      <w:r>
+        <w:t xml:space="preserve"> </w:t>
+      </w:r>
+      <w:r>
+        <w:t xml:space="preserve">from earlier versions have been</w:t>
+      </w:r>
+      <w:r>
+        <w:t xml:space="preserve"> </w:t>
+      </w:r>
+      <w:r>
+        <w:rPr>
+          <w:b/>
+          <w:bCs/>
+        </w:rPr>
+        <w:t xml:space="preserve">merged into</w:t>
+      </w:r>
+      <w:r>
+        <w:rPr>
+          <w:b/>
+          <w:bCs/>
+        </w:rPr>
+        <w:t xml:space="preserve"> </w:t>
+      </w:r>
+      <w:r>
+        <w:rPr>
+          <w:rStyle w:val="VerbatimChar"/>
+          <w:b/>
+          <w:bCs/>
+        </w:rPr>
+        <w:t xml:space="preserve">Configure-PhysicalBuild</w:t>
+      </w:r>
+      <w:r>
+        <w:t xml:space="preserve"> </w:t>
+      </w:r>
+      <w:r>
+        <w:t xml:space="preserve">(and firmware is applied as part of the build step). There is no longer a separate end-to-end orchestrator command to test in isolation — the orchestrator entry point is</w:t>
+      </w:r>
+      <w:r>
+        <w:t xml:space="preserve"> </w:t>
+      </w:r>
+      <w:r>
+        <w:rPr>
+          <w:rStyle w:val="VerbatimChar"/>
+        </w:rPr>
+        <w:t xml:space="preserve">Start-AutomationOrchestrator</w:t>
+      </w:r>
+      <w:r>
+        <w:t xml:space="preserve">, covered by its own test file.</w:t>
+      </w:r>
+    </w:p>
+    <w:p>
+      <w:pPr>
+        <w:pStyle w:val="FirstParagraph"/>
+      </w:pPr>
+      <w:r>
+        <w:rPr>
+          <w:b/>
+          <w:bCs/>
+        </w:rPr>
+        <w:t xml:space="preserve">Why this matters</w:t>
+      </w:r>
+    </w:p>
+    <w:p>
+      <w:pPr>
+        <w:pStyle w:val="BodyText"/>
+      </w:pPr>
+      <w:r>
+        <w:t xml:space="preserve">This is</w:t>
+      </w:r>
+      <w:r>
+        <w:t xml:space="preserve"> </w:t>
+      </w:r>
+      <w:r>
+        <w:t xml:space="preserve">“the build ran and everything agreed to proceed”</w:t>
+      </w:r>
+      <w:r>
+        <w:t xml:space="preserve">. If the authorization gate or guard-rail is not enforced, the automation could wipe or reinstall the wrong server. These tests are the human-interlock and safety-regex checks that make a production build safe.</w:t>
+      </w:r>
+    </w:p>
+    <w:p>
+      <w:pPr>
+        <w:pStyle w:val="BodyText"/>
+      </w:pPr>
+      <w:r>
+        <w:rPr>
+          <w:b/>
+          <w:bCs/>
+        </w:rPr>
+        <w:t xml:space="preserve">Criticality:</w:t>
+      </w:r>
+      <w:r>
+        <w:t xml:space="preserve"> </w:t>
+      </w:r>
+      <w:r>
+        <w:t xml:space="preserve">CRITICAL. The build command is the only path to a destructive deploy; a regression in its guard-rail or approval gate is the highest risk in the suite.</w:t>
+      </w:r>
+    </w:p>
+    <w:bookmarkEnd w:id="19"/>
+    <w:bookmarkStart w:id="20" w:name="sec13"/>
+    <w:p>
+      <w:pPr>
+        <w:pStyle w:val="Heading3"/>
+      </w:pPr>
+      <w:r>
+        <w:t xml:space="preserve">6. Mounting the ISO and forcing boot –</w:t>
       </w:r>
       <w:r>
         <w:t xml:space="preserve"> </w:t>
@@ -1939,7 +2922,7 @@
         <w:pStyle w:val="Compact"/>
         <w:numPr>
           <w:ilvl w:val="0"/>
-          <w:numId w:val="1009"/>
+          <w:numId w:val="1011"/>
         </w:numPr>
       </w:pPr>
       <w:r>
@@ -1951,7 +2934,7 @@
         <w:pStyle w:val="Compact"/>
         <w:numPr>
           <w:ilvl w:val="0"/>
-          <w:numId w:val="1009"/>
+          <w:numId w:val="1011"/>
         </w:numPr>
       </w:pPr>
       <w:r>
@@ -1967,7 +2950,22 @@
         <w:t xml:space="preserve">MountAndBoot</w:t>
       </w:r>
       <w:r>
-        <w:t xml:space="preserve">, which actually reboots the physical server — are</w:t>
+        <w:t xml:space="preserve">, which actually reboots the physical server, and</w:t>
+      </w:r>
+      <w:r>
+        <w:t xml:space="preserve"> </w:t>
+      </w:r>
+      <w:r>
+        <w:rPr>
+          <w:rStyle w:val="VerbatimChar"/>
+        </w:rPr>
+        <w:t xml:space="preserve">Reset</w:t>
+      </w:r>
+      <w:r>
+        <w:t xml:space="preserve"> </w:t>
+      </w:r>
+      <w:r>
+        <w:t xml:space="preserve">— are</w:t>
       </w:r>
       <w:r>
         <w:t xml:space="preserve"> </w:t>
@@ -2017,7 +3015,43 @@
         <w:pStyle w:val="Compact"/>
         <w:numPr>
           <w:ilvl w:val="0"/>
-          <w:numId w:val="1009"/>
+          <w:numId w:val="1011"/>
+        </w:numPr>
+      </w:pPr>
+      <w:r>
+        <w:rPr>
+          <w:rStyle w:val="VerbatimChar"/>
+        </w:rPr>
+        <w:t xml:space="preserve">Status</w:t>
+      </w:r>
+      <w:r>
+        <w:t xml:space="preserve"> </w:t>
+      </w:r>
+      <w:r>
+        <w:t xml:space="preserve">and</w:t>
+      </w:r>
+      <w:r>
+        <w:t xml:space="preserve"> </w:t>
+      </w:r>
+      <w:r>
+        <w:rPr>
+          <w:rStyle w:val="VerbatimChar"/>
+        </w:rPr>
+        <w:t xml:space="preserve">Eject</w:t>
+      </w:r>
+      <w:r>
+        <w:t xml:space="preserve"> </w:t>
+      </w:r>
+      <w:r>
+        <w:t xml:space="preserve">are non-destructive and safe to run any time.</w:t>
+      </w:r>
+    </w:p>
+    <w:p>
+      <w:pPr>
+        <w:pStyle w:val="Compact"/>
+        <w:numPr>
+          <w:ilvl w:val="0"/>
+          <w:numId w:val="1011"/>
         </w:numPr>
       </w:pPr>
       <w:r>
@@ -2063,7 +3097,7 @@
         <w:pStyle w:val="Compact"/>
         <w:numPr>
           <w:ilvl w:val="0"/>
-          <w:numId w:val="1009"/>
+          <w:numId w:val="1011"/>
         </w:numPr>
       </w:pPr>
       <w:r>
@@ -2075,7 +3109,7 @@
         <w:pStyle w:val="Compact"/>
         <w:numPr>
           <w:ilvl w:val="0"/>
-          <w:numId w:val="1009"/>
+          <w:numId w:val="1011"/>
         </w:numPr>
       </w:pPr>
       <w:r>
@@ -2150,23 +3184,23 @@
         <w:t xml:space="preserve">no longer being required) would remove the safety interlock on a destructive operation.</w:t>
       </w:r>
     </w:p>
-    <w:bookmarkEnd w:id="18"/>
-    <w:bookmarkStart w:id="19" w:name="sec12"/>
+    <w:bookmarkEnd w:id="20"/>
+    <w:bookmarkStart w:id="21" w:name="sec14"/>
     <w:p>
       <w:pPr>
         <w:pStyle w:val="Heading3"/>
       </w:pPr>
       <w:r>
-        <w:t xml:space="preserve">5. Pre-build checks –</w:t>
-      </w:r>
-      <w:r>
-        <w:t xml:space="preserve"> </w:t>
-      </w:r>
-      <w:r>
-        <w:rPr>
-          <w:rStyle w:val="VerbatimChar"/>
-        </w:rPr>
-        <w:t xml:space="preserve">Test-PreBuildValidation</w:t>
+        <w:t xml:space="preserve">7. Post-build checks –</w:t>
+      </w:r>
+      <w:r>
+        <w:t xml:space="preserve"> </w:t>
+      </w:r>
+      <w:r>
+        <w:rPr>
+          <w:rStyle w:val="VerbatimChar"/>
+        </w:rPr>
+        <w:t xml:space="preserve">Test-PostBuildValidation</w:t>
       </w:r>
     </w:p>
     <w:p>
@@ -2187,7 +3221,7 @@
         <w:rPr>
           <w:rStyle w:val="VerbatimChar"/>
         </w:rPr>
-        <w:t xml:space="preserve">tests/powershell/Test-PreBuildValidation.Unit.Tests.ps1</w:t>
+        <w:t xml:space="preserve">tests/powershell/Test-PostBuildValidation.Unit.Tests.ps1</w:t>
       </w:r>
       <w:r>
         <w:t xml:space="preserve"> </w:t>
@@ -2207,7 +3241,7 @@
           <w:i/>
           <w:iCs/>
         </w:rPr>
-        <w:t xml:space="preserve">Validation Checklist – Pre-build validation</w:t>
+        <w:t xml:space="preserve">Validation Checklist – Post-build validation</w:t>
       </w:r>
     </w:p>
     <w:p>
@@ -2227,115 +3261,79 @@
         <w:pStyle w:val="BodyText"/>
       </w:pPr>
       <w:r>
-        <w:t xml:space="preserve">Before a build starts, the automation runs a list of</w:t>
-      </w:r>
-      <w:r>
-        <w:t xml:space="preserve"> </w:t>
-      </w:r>
-      <w:r>
-        <w:t xml:space="preserve">“are we ready?”</w:t>
-      </w:r>
-      <w:r>
-        <w:t xml:space="preserve"> </w:t>
-      </w:r>
-      <w:r>
-        <w:t xml:space="preserve">checks: is OneView reachable, is iLO contactable, are the management and distribution points accessible from the build network, is the ISO URL valid? The tests check that:</w:t>
-      </w:r>
-    </w:p>
-    <w:p>
-      <w:pPr>
-        <w:pStyle w:val="Compact"/>
-        <w:numPr>
-          <w:ilvl w:val="0"/>
-          <w:numId w:val="1010"/>
-        </w:numPr>
-      </w:pPr>
-      <w:r>
-        <w:t xml:space="preserve">The function is available, and accepts flags to skip individual checks (for example,</w:t>
-      </w:r>
-      <w:r>
-        <w:t xml:space="preserve"> </w:t>
-      </w:r>
-      <w:r>
-        <w:rPr>
-          <w:rStyle w:val="VerbatimChar"/>
-        </w:rPr>
-        <w:t xml:space="preserve">-SkipOneView</w:t>
-      </w:r>
-      <w:r>
-        <w:t xml:space="preserve">,</w:t>
-      </w:r>
-      <w:r>
-        <w:t xml:space="preserve"> </w:t>
-      </w:r>
-      <w:r>
-        <w:rPr>
-          <w:rStyle w:val="VerbatimChar"/>
-        </w:rPr>
-        <w:t xml:space="preserve">-SkipIlo</w:t>
-      </w:r>
-      <w:r>
-        <w:t xml:space="preserve">,</w:t>
-      </w:r>
-      <w:r>
-        <w:t xml:space="preserve"> </w:t>
-      </w:r>
-      <w:r>
-        <w:rPr>
-          <w:rStyle w:val="VerbatimChar"/>
-        </w:rPr>
-        <w:t xml:space="preserve">-SkipDpMp</w:t>
-      </w:r>
-      <w:r>
-        <w:t xml:space="preserve">,</w:t>
-      </w:r>
-      <w:r>
-        <w:t xml:space="preserve"> </w:t>
-      </w:r>
-      <w:r>
-        <w:rPr>
-          <w:rStyle w:val="VerbatimChar"/>
-        </w:rPr>
-        <w:t xml:space="preserve">-SkipIsoUrl</w:t>
-      </w:r>
-      <w:r>
-        <w:t xml:space="preserve">).</w:t>
-      </w:r>
-    </w:p>
-    <w:p>
-      <w:pPr>
-        <w:pStyle w:val="Compact"/>
-        <w:numPr>
-          <w:ilvl w:val="0"/>
-          <w:numId w:val="1010"/>
-        </w:numPr>
-      </w:pPr>
-      <w:r>
-        <w:t xml:space="preserve">When run with all checks skipped (which is how the tests run offline), it still returns a structured result with a checks dictionary, meaning downstream automation always gets a consistent shape of answer.</w:t>
-      </w:r>
-    </w:p>
-    <w:p>
-      <w:pPr>
-        <w:pStyle w:val="Compact"/>
-        <w:numPr>
-          <w:ilvl w:val="0"/>
-          <w:numId w:val="1010"/>
-        </w:numPr>
-      </w:pPr>
-      <w:r>
-        <w:t xml:space="preserve">When no ISO URL is supplied, the ISO-URL check is correctly skipped rather than failing the whole pre-build.</w:t>
-      </w:r>
-    </w:p>
-    <w:p>
-      <w:pPr>
-        <w:pStyle w:val="Compact"/>
-        <w:numPr>
-          <w:ilvl w:val="0"/>
-          <w:numId w:val="1010"/>
-        </w:numPr>
-      </w:pPr>
-      <w:r>
-        <w:t xml:space="preserve">An explicit audit record is always created, to satisfy the runbook’s audit requirements.</w:t>
+        <w:t xml:space="preserve">After the build finishes, the automation verifies that the server is healthy: correct hostname, correct domain, correct OS version, and that the ConfigMgr client is reporting. The tests check that:</w:t>
+      </w:r>
+    </w:p>
+    <w:p>
+      <w:pPr>
+        <w:pStyle w:val="Compact"/>
+        <w:numPr>
+          <w:ilvl w:val="0"/>
+          <w:numId w:val="1012"/>
+        </w:numPr>
+      </w:pPr>
+      <w:r>
+        <w:t xml:space="preserve">The function is available, and accepts hostname, expected hostname, expected domain, expected OS version, and</w:t>
+      </w:r>
+      <w:r>
+        <w:t xml:space="preserve"> </w:t>
+      </w:r>
+      <w:r>
+        <w:t xml:space="preserve">“skip remote checks”</w:t>
+      </w:r>
+      <w:r>
+        <w:t xml:space="preserve"> </w:t>
+      </w:r>
+      <w:r>
+        <w:t xml:space="preserve">/</w:t>
+      </w:r>
+      <w:r>
+        <w:t xml:space="preserve"> </w:t>
+      </w:r>
+      <w:r>
+        <w:t xml:space="preserve">“skip CM client”</w:t>
+      </w:r>
+      <w:r>
+        <w:t xml:space="preserve"> </w:t>
+      </w:r>
+      <w:r>
+        <w:t xml:space="preserve">/</w:t>
+      </w:r>
+      <w:r>
+        <w:t xml:space="preserve"> </w:t>
+      </w:r>
+      <w:r>
+        <w:t xml:space="preserve">“skip drivers”</w:t>
+      </w:r>
+      <w:r>
+        <w:t xml:space="preserve"> </w:t>
+      </w:r>
+      <w:r>
+        <w:t xml:space="preserve">flags.</w:t>
+      </w:r>
+    </w:p>
+    <w:p>
+      <w:pPr>
+        <w:pStyle w:val="Compact"/>
+        <w:numPr>
+          <w:ilvl w:val="0"/>
+          <w:numId w:val="1012"/>
+        </w:numPr>
+      </w:pPr>
+      <w:r>
+        <w:t xml:space="preserve">With remote checks skipped (the safe testing mode), it returns success and reports the skips explicitly.</w:t>
+      </w:r>
+    </w:p>
+    <w:p>
+      <w:pPr>
+        <w:pStyle w:val="Compact"/>
+        <w:numPr>
+          <w:ilvl w:val="0"/>
+          <w:numId w:val="1012"/>
+        </w:numPr>
+      </w:pPr>
+      <w:r>
+        <w:t xml:space="preserve">When run against a non-existent host, the function degrades gracefully rather than throwing an unhandled error.</w:t>
       </w:r>
     </w:p>
     <w:p>
@@ -2355,7 +3353,19 @@
         <w:pStyle w:val="BodyText"/>
       </w:pPr>
       <w:r>
-        <w:t xml:space="preserve">Pre-build validation is the difference between discovering a missing driver in the first minute of the build and discovering it 40 minutes in after a failed disk step. If the pre-build checks do not run, or silently skip important checks, the build is likely to fail later in an expensive way. These tests prove the pre-check function always produces a complete, structured result.</w:t>
+        <w:t xml:space="preserve">This is the</w:t>
+      </w:r>
+      <w:r>
+        <w:t xml:space="preserve"> </w:t>
+      </w:r>
+      <w:r>
+        <w:t xml:space="preserve">“did we actually succeed?”</w:t>
+      </w:r>
+      <w:r>
+        <w:t xml:space="preserve"> </w:t>
+      </w:r>
+      <w:r>
+        <w:t xml:space="preserve">check. A server that appears to have built, but has not joined the domain, does not have the right OS version, or whose ConfigMgr client is not reporting, is not a finished build. If the post-build validation function does not work, these problems will be discovered by users, not by the automation, which is exactly the failure mode the runbook exists to prevent.</w:t>
       </w:r>
     </w:p>
     <w:p>
@@ -2373,26 +3383,26 @@
         <w:t xml:space="preserve"> </w:t>
       </w:r>
       <w:r>
-        <w:t xml:space="preserve">HIGH. A failure here undermines the gate that prevents bad builds from starting.</w:t>
-      </w:r>
-    </w:p>
-    <w:bookmarkEnd w:id="19"/>
-    <w:bookmarkStart w:id="20" w:name="sec13"/>
+        <w:t xml:space="preserve">HIGH. A failure here means the build is being signed off without evidence that it actually finished correctly.</w:t>
+      </w:r>
+    </w:p>
+    <w:bookmarkEnd w:id="21"/>
+    <w:bookmarkStart w:id="22" w:name="sec15"/>
     <w:p>
       <w:pPr>
         <w:pStyle w:val="Heading3"/>
       </w:pPr>
       <w:r>
-        <w:t xml:space="preserve">6. Post-build checks –</w:t>
-      </w:r>
-      <w:r>
-        <w:t xml:space="preserve"> </w:t>
-      </w:r>
-      <w:r>
-        <w:rPr>
-          <w:rStyle w:val="VerbatimChar"/>
-        </w:rPr>
-        <w:t xml:space="preserve">Test-PostBuildValidation</w:t>
+        <w:t xml:space="preserve">8. Monitoring the install –</w:t>
+      </w:r>
+      <w:r>
+        <w:t xml:space="preserve"> </w:t>
+      </w:r>
+      <w:r>
+        <w:rPr>
+          <w:rStyle w:val="VerbatimChar"/>
+        </w:rPr>
+        <w:t xml:space="preserve">Start-InstallMonitor</w:t>
       </w:r>
     </w:p>
     <w:p>
@@ -2413,7 +3423,7 @@
         <w:rPr>
           <w:rStyle w:val="VerbatimChar"/>
         </w:rPr>
-        <w:t xml:space="preserve">tests/powershell/Test-PostBuildValidation.Unit.Tests.ps1</w:t>
+        <w:t xml:space="preserve">tests/powershell/Start-InstallMonitor.Unit.Tests.ps1</w:t>
       </w:r>
       <w:r>
         <w:t xml:space="preserve"> </w:t>
@@ -2433,7 +3443,13 @@
           <w:i/>
           <w:iCs/>
         </w:rPr>
-        <w:t xml:space="preserve">Validation Checklist – Post-build validation</w:t>
+        <w:t xml:space="preserve">Task sequence execution</w:t>
+      </w:r>
+      <w:r>
+        <w:t xml:space="preserve"> </w:t>
+      </w:r>
+      <w:r>
+        <w:t xml:space="preserve">(runbook section 10.6)</w:t>
       </w:r>
     </w:p>
     <w:p>
@@ -2453,55 +3469,43 @@
         <w:pStyle w:val="BodyText"/>
       </w:pPr>
       <w:r>
-        <w:t xml:space="preserve">After the build finishes, the automation verifies that the server is healthy: correct hostname, correct domain, correct OS version, and that the ConfigMgr client is reporting. The tests check that:</w:t>
-      </w:r>
-    </w:p>
-    <w:p>
-      <w:pPr>
-        <w:pStyle w:val="Compact"/>
-        <w:numPr>
-          <w:ilvl w:val="0"/>
-          <w:numId w:val="1011"/>
-        </w:numPr>
-      </w:pPr>
-      <w:r>
-        <w:t xml:space="preserve">The function is available, and accepts hostname, expected hostname, expected domain, expected OS version, and a</w:t>
-      </w:r>
-      <w:r>
-        <w:t xml:space="preserve"> </w:t>
-      </w:r>
-      <w:r>
-        <w:t xml:space="preserve">“skip remote checks”</w:t>
-      </w:r>
-      <w:r>
-        <w:t xml:space="preserve"> </w:t>
-      </w:r>
-      <w:r>
-        <w:t xml:space="preserve">flag.</w:t>
-      </w:r>
-    </w:p>
-    <w:p>
-      <w:pPr>
-        <w:pStyle w:val="Compact"/>
-        <w:numPr>
-          <w:ilvl w:val="0"/>
-          <w:numId w:val="1011"/>
-        </w:numPr>
-      </w:pPr>
-      <w:r>
-        <w:t xml:space="preserve">With remote checks skipped (the safe testing mode), it returns success and reports the skips explicitly.</w:t>
-      </w:r>
-    </w:p>
-    <w:p>
-      <w:pPr>
-        <w:pStyle w:val="Compact"/>
-        <w:numPr>
-          <w:ilvl w:val="0"/>
-          <w:numId w:val="1011"/>
-        </w:numPr>
-      </w:pPr>
-      <w:r>
-        <w:t xml:space="preserve">When run against a non-existent host, the function degrades gracefully rather than throwing an unhandled error.</w:t>
+        <w:t xml:space="preserve">While Windows Server is being installed, the automation can be asked to watch the progress and time out if the install stalls. The tests check that:</w:t>
+      </w:r>
+    </w:p>
+    <w:p>
+      <w:pPr>
+        <w:pStyle w:val="Compact"/>
+        <w:numPr>
+          <w:ilvl w:val="0"/>
+          <w:numId w:val="1013"/>
+        </w:numPr>
+      </w:pPr>
+      <w:r>
+        <w:t xml:space="preserve">The monitoring function is available and accepts a server name (or serial number + OneView host), a timeout in seconds, and a poll interval.</w:t>
+      </w:r>
+    </w:p>
+    <w:p>
+      <w:pPr>
+        <w:pStyle w:val="Compact"/>
+        <w:numPr>
+          <w:ilvl w:val="0"/>
+          <w:numId w:val="1013"/>
+        </w:numPr>
+      </w:pPr>
+      <w:r>
+        <w:t xml:space="preserve">Unknown parameters are rejected, so a caller cannot accidentally invoke the function with the wrong inputs.</w:t>
+      </w:r>
+    </w:p>
+    <w:p>
+      <w:pPr>
+        <w:pStyle w:val="Compact"/>
+        <w:numPr>
+          <w:ilvl w:val="0"/>
+          <w:numId w:val="1013"/>
+        </w:numPr>
+      </w:pPr>
+      <w:r>
+        <w:t xml:space="preserve">It is read-only — it only observes progress; it never reboots, mounts, or changes the server.</w:t>
       </w:r>
     </w:p>
     <w:p>
@@ -2521,19 +3525,7 @@
         <w:pStyle w:val="BodyText"/>
       </w:pPr>
       <w:r>
-        <w:t xml:space="preserve">This is the</w:t>
-      </w:r>
-      <w:r>
-        <w:t xml:space="preserve"> </w:t>
-      </w:r>
-      <w:r>
-        <w:t xml:space="preserve">“did we actually succeed?”</w:t>
-      </w:r>
-      <w:r>
-        <w:t xml:space="preserve"> </w:t>
-      </w:r>
-      <w:r>
-        <w:t xml:space="preserve">check. A server that appears to have built, but has not joined the domain, does not have the right OS version, or whose ConfigMgr client is not reporting, is not a finished build. If the post-build validation function does not work, these problems will be discovered by users, not by the automation, which is exactly the failure mode the runbook exists to prevent.</w:t>
+        <w:t xml:space="preserve">Monitoring is what separates an attended build from a fire-and-forget one. If the monitor does not work, a stalled install will sit indefinitely, or the automation will report success without knowing the install finished. These tests are comparatively light because monitoring is hard to unit-test, but they still block release of a module where the entry point itself is missing.</w:t>
       </w:r>
     </w:p>
     <w:p>
@@ -2551,26 +3543,26 @@
         <w:t xml:space="preserve"> </w:t>
       </w:r>
       <w:r>
-        <w:t xml:space="preserve">HIGH. A failure here means the build is being signed off without evidence that it actually finished correctly.</w:t>
-      </w:r>
-    </w:p>
-    <w:bookmarkEnd w:id="20"/>
-    <w:bookmarkStart w:id="21" w:name="sec14"/>
+        <w:t xml:space="preserve">MEDIUM. A failure here means the monitoring command is not available, but the build itself may still work; the risk is operational visibility rather than build correctness.</w:t>
+      </w:r>
+    </w:p>
+    <w:bookmarkEnd w:id="22"/>
+    <w:bookmarkStart w:id="23" w:name="sec16"/>
     <w:p>
       <w:pPr>
         <w:pStyle w:val="Heading3"/>
       </w:pPr>
       <w:r>
-        <w:t xml:space="preserve">7. Monitoring the install –</w:t>
-      </w:r>
-      <w:r>
-        <w:t xml:space="preserve"> </w:t>
-      </w:r>
-      <w:r>
-        <w:rPr>
-          <w:rStyle w:val="VerbatimChar"/>
-        </w:rPr>
-        <w:t xml:space="preserve">Start-InstallMonitor</w:t>
+        <w:t xml:space="preserve">9. Windows security updates (ISO patching) –</w:t>
+      </w:r>
+      <w:r>
+        <w:t xml:space="preserve"> </w:t>
+      </w:r>
+      <w:r>
+        <w:rPr>
+          <w:rStyle w:val="VerbatimChar"/>
+        </w:rPr>
+        <w:t xml:space="preserve">Invoke-WindowsSecurityUpdate</w:t>
       </w:r>
     </w:p>
     <w:p>
@@ -2591,7 +3583,7 @@
         <w:rPr>
           <w:rStyle w:val="VerbatimChar"/>
         </w:rPr>
-        <w:t xml:space="preserve">tests/powershell/Start-InstallMonitor.Unit.Tests.ps1</w:t>
+        <w:t xml:space="preserve">tests/powershell/Update-WindowsSecurity.Unit.Tests.ps1</w:t>
       </w:r>
       <w:r>
         <w:t xml:space="preserve"> </w:t>
@@ -2602,6 +3594,12 @@
           <w:bCs/>
         </w:rPr>
         <w:t xml:space="preserve">Runbook step:</w:t>
+      </w:r>
+      <w:r>
+        <w:t xml:space="preserve"> </w:t>
+      </w:r>
+      <w:r>
+        <w:t xml:space="preserve">Post-build security baseline, part of the</w:t>
       </w:r>
       <w:r>
         <w:t xml:space="preserve"> </w:t>
@@ -2611,13 +3609,13 @@
           <w:i/>
           <w:iCs/>
         </w:rPr>
-        <w:t xml:space="preserve">Task sequence execution</w:t>
-      </w:r>
-      <w:r>
-        <w:t xml:space="preserve"> </w:t>
-      </w:r>
-      <w:r>
-        <w:t xml:space="preserve">(runbook section 10.6)</w:t>
+        <w:t xml:space="preserve">Post-build validation</w:t>
+      </w:r>
+      <w:r>
+        <w:t xml:space="preserve"> </w:t>
+      </w:r>
+      <w:r>
+        <w:t xml:space="preserve">objectives</w:t>
       </w:r>
     </w:p>
     <w:p>
@@ -2637,31 +3635,111 @@
         <w:pStyle w:val="BodyText"/>
       </w:pPr>
       <w:r>
-        <w:t xml:space="preserve">While Windows Server is being installed, the automation can be asked to watch the progress and time out if the install stalls. The tests check that:</w:t>
-      </w:r>
-    </w:p>
-    <w:p>
-      <w:pPr>
-        <w:pStyle w:val="Compact"/>
-        <w:numPr>
-          <w:ilvl w:val="0"/>
-          <w:numId w:val="1012"/>
-        </w:numPr>
-      </w:pPr>
-      <w:r>
-        <w:t xml:space="preserve">The monitoring function is available and accepts a server name and a timeout in seconds.</w:t>
-      </w:r>
-    </w:p>
-    <w:p>
-      <w:pPr>
-        <w:pStyle w:val="Compact"/>
-        <w:numPr>
-          <w:ilvl w:val="0"/>
-          <w:numId w:val="1012"/>
-        </w:numPr>
-      </w:pPr>
-      <w:r>
-        <w:t xml:space="preserve">Unknown parameters are rejected, so a caller cannot accidentally invoke the function with the wrong inputs.</w:t>
+        <w:t xml:space="preserve">This function injects Windows security patches into a</w:t>
+      </w:r>
+      <w:r>
+        <w:t xml:space="preserve"> </w:t>
+      </w:r>
+      <w:r>
+        <w:rPr>
+          <w:b/>
+          <w:bCs/>
+        </w:rPr>
+        <w:t xml:space="preserve">base ISO file</w:t>
+      </w:r>
+      <w:r>
+        <w:t xml:space="preserve"> </w:t>
+      </w:r>
+      <w:r>
+        <w:t xml:space="preserve">(offline servicing) so the server ships already patched. Note it writes a file on disk — it does</w:t>
+      </w:r>
+      <w:r>
+        <w:t xml:space="preserve"> </w:t>
+      </w:r>
+      <w:r>
+        <w:rPr>
+          <w:b/>
+          <w:bCs/>
+        </w:rPr>
+        <w:t xml:space="preserve">not</w:t>
+      </w:r>
+      <w:r>
+        <w:t xml:space="preserve"> </w:t>
+      </w:r>
+      <w:r>
+        <w:t xml:space="preserve">touch a live server. The tests confirm that:</w:t>
+      </w:r>
+    </w:p>
+    <w:p>
+      <w:pPr>
+        <w:pStyle w:val="Compact"/>
+        <w:numPr>
+          <w:ilvl w:val="0"/>
+          <w:numId w:val="1014"/>
+        </w:numPr>
+      </w:pPr>
+      <w:r>
+        <w:t xml:space="preserve">The function is available, takes a base ISO path and a server name (or serial + OneView host for output naming), and accepts</w:t>
+      </w:r>
+      <w:r>
+        <w:t xml:space="preserve"> </w:t>
+      </w:r>
+      <w:r>
+        <w:rPr>
+          <w:rStyle w:val="VerbatimChar"/>
+        </w:rPr>
+        <w:t xml:space="preserve">DryRun</w:t>
+      </w:r>
+      <w:r>
+        <w:t xml:space="preserve">.</w:t>
+      </w:r>
+    </w:p>
+    <w:p>
+      <w:pPr>
+        <w:pStyle w:val="Compact"/>
+        <w:numPr>
+          <w:ilvl w:val="0"/>
+          <w:numId w:val="1014"/>
+        </w:numPr>
+      </w:pPr>
+      <w:r>
+        <w:t xml:space="preserve">The patching method (</w:t>
+      </w:r>
+      <w:r>
+        <w:rPr>
+          <w:rStyle w:val="VerbatimChar"/>
+        </w:rPr>
+        <w:t xml:space="preserve">dism</w:t>
+      </w:r>
+      <w:r>
+        <w:t xml:space="preserve"> </w:t>
+      </w:r>
+      <w:r>
+        <w:t xml:space="preserve">or</w:t>
+      </w:r>
+      <w:r>
+        <w:t xml:space="preserve"> </w:t>
+      </w:r>
+      <w:r>
+        <w:rPr>
+          <w:rStyle w:val="VerbatimChar"/>
+        </w:rPr>
+        <w:t xml:space="preserve">powershell</w:t>
+      </w:r>
+      <w:r>
+        <w:t xml:space="preserve">) is accepted.</w:t>
+      </w:r>
+    </w:p>
+    <w:p>
+      <w:pPr>
+        <w:pStyle w:val="Compact"/>
+        <w:numPr>
+          <w:ilvl w:val="0"/>
+          <w:numId w:val="1014"/>
+        </w:numPr>
+      </w:pPr>
+      <w:r>
+        <w:t xml:space="preserve">Unknown parameters are rejected.</w:t>
       </w:r>
     </w:p>
     <w:p>
@@ -2681,7 +3759,7 @@
         <w:pStyle w:val="BodyText"/>
       </w:pPr>
       <w:r>
-        <w:t xml:space="preserve">Monitoring is what separates an attended build from a fire-and-forget one. If the monitor does not work, a stalled install will sit indefinitely, or the automation will report success without knowing the install finished. These tests are comparatively light because monitoring is hard to unit-test, but they still block release of a module where the entry point itself is missing.</w:t>
+        <w:t xml:space="preserve">A server that builds cleanly but ships without current security patches fails the security baseline defined in the runbook. If this function does not exist or does not accept the inputs the build expects, the security baseline cannot be enforced by automation.</w:t>
       </w:r>
     </w:p>
     <w:p>
@@ -2699,667 +3777,12 @@
         <w:t xml:space="preserve"> </w:t>
       </w:r>
       <w:r>
-        <w:t xml:space="preserve">MEDIUM. A failure here means the monitoring command is not available, but the build itself may still work; the risk is operational visibility rather than build correctness.</w:t>
-      </w:r>
-    </w:p>
-    <w:bookmarkEnd w:id="21"/>
-    <w:bookmarkStart w:id="22" w:name="sec15"/>
-    <w:p>
-      <w:pPr>
-        <w:pStyle w:val="Heading3"/>
-      </w:pPr>
-      <w:r>
-        <w:t xml:space="preserve">8. End-to-end orchestration –</w:t>
-      </w:r>
-      <w:r>
-        <w:t xml:space="preserve"> </w:t>
-      </w:r>
-      <w:r>
-        <w:rPr>
-          <w:rStyle w:val="VerbatimChar"/>
-        </w:rPr>
-        <w:t xml:space="preserve">Start-PhysicalServerBuild</w:t>
-      </w:r>
-    </w:p>
-    <w:p>
-      <w:pPr>
-        <w:pStyle w:val="FirstParagraph"/>
-      </w:pPr>
-      <w:r>
-        <w:rPr>
-          <w:b/>
-          <w:bCs/>
-        </w:rPr>
-        <w:t xml:space="preserve">Test file:</w:t>
-      </w:r>
-      <w:r>
-        <w:t xml:space="preserve"> </w:t>
-      </w:r>
-      <w:r>
-        <w:rPr>
-          <w:rStyle w:val="VerbatimChar"/>
-        </w:rPr>
-        <w:t xml:space="preserve">tests/powershell/Start-PhysicalServerBuild.Unit.Tests.ps1</w:t>
-      </w:r>
-      <w:r>
-        <w:t xml:space="preserve"> </w:t>
-      </w:r>
-      <w:r>
-        <w:rPr>
-          <w:b/>
-          <w:bCs/>
-        </w:rPr>
-        <w:t xml:space="preserve">Runbook step:</w:t>
-      </w:r>
-      <w:r>
-        <w:t xml:space="preserve"> </w:t>
-      </w:r>
-      <w:r>
-        <w:t xml:space="preserve">The complete Standard Operating Procedure</w:t>
-      </w:r>
-    </w:p>
-    <w:p>
-      <w:pPr>
-        <w:pStyle w:val="BodyText"/>
-      </w:pPr>
-      <w:r>
-        <w:rPr>
-          <w:b/>
-          <w:bCs/>
-        </w:rPr>
-        <w:t xml:space="preserve">What it tests, in plain language</w:t>
-      </w:r>
-    </w:p>
-    <w:p>
-      <w:pPr>
-        <w:pStyle w:val="BodyText"/>
-      </w:pPr>
-      <w:r>
-        <w:rPr>
-          <w:rStyle w:val="VerbatimChar"/>
-        </w:rPr>
-        <w:t xml:space="preserve">Start-PhysicalServerBuild</w:t>
-      </w:r>
-      <w:r>
-        <w:t xml:space="preserve"> </w:t>
-      </w:r>
-      <w:r>
-        <w:t xml:space="preserve">is the wrapper that runs the whole build in order: pre-checks, ISO creation, publishing, OneView lookup, mount and boot, monitoring, post-checks. The tests verify that:</w:t>
-      </w:r>
-    </w:p>
-    <w:p>
-      <w:pPr>
-        <w:pStyle w:val="Compact"/>
-        <w:numPr>
-          <w:ilvl w:val="0"/>
-          <w:numId w:val="1013"/>
-        </w:numPr>
-      </w:pPr>
-      <w:r>
-        <w:t xml:space="preserve">The orchestrator is available, and accepts identifiers for the server, OneView host, iLO address, site code, management point, distribution point, and repository URL.</w:t>
-      </w:r>
-    </w:p>
-    <w:p>
-      <w:pPr>
-        <w:pStyle w:val="Compact"/>
-        <w:numPr>
-          <w:ilvl w:val="0"/>
-          <w:numId w:val="1013"/>
-        </w:numPr>
-      </w:pPr>
-      <w:r>
-        <w:t xml:space="preserve">When every individual stage is skipped (the</w:t>
-      </w:r>
-      <w:r>
-        <w:t xml:space="preserve"> </w:t>
-      </w:r>
-      <w:r>
-        <w:t xml:space="preserve">“everything dry-run”</w:t>
-      </w:r>
-      <w:r>
-        <w:t xml:space="preserve"> </w:t>
-      </w:r>
-      <w:r>
-        <w:t xml:space="preserve">mode the test uses), the orchestrator still returns a success result with a server name and an audit file path.</w:t>
-      </w:r>
-    </w:p>
-    <w:p>
-      <w:pPr>
-        <w:pStyle w:val="FirstParagraph"/>
-      </w:pPr>
-      <w:r>
-        <w:rPr>
-          <w:b/>
-          <w:bCs/>
-        </w:rPr>
-        <w:t xml:space="preserve">Why this matters</w:t>
-      </w:r>
-    </w:p>
-    <w:p>
-      <w:pPr>
-        <w:pStyle w:val="BodyText"/>
-      </w:pPr>
-      <w:r>
-        <w:t xml:space="preserve">This is</w:t>
-      </w:r>
-      <w:r>
-        <w:t xml:space="preserve"> </w:t>
-      </w:r>
-      <w:r>
-        <w:t xml:space="preserve">“the build ran and everything agreed to proceed”</w:t>
-      </w:r>
-      <w:r>
-        <w:t xml:space="preserve">. If the orchestrator does not return a clean, structured result with an audit reference, no downstream system — logging, reporting, the change record — has evidence the build happened. These tests are the lightest possible proof that the orchestration contract is intact; a failure here is a major red flag.</w:t>
-      </w:r>
-    </w:p>
-    <w:p>
-      <w:pPr>
-        <w:pStyle w:val="BodyText"/>
-      </w:pPr>
-      <w:r>
-        <w:rPr>
-          <w:b/>
-          <w:bCs/>
-        </w:rPr>
-        <w:t xml:space="preserve">Criticality:</w:t>
-      </w:r>
-      <w:r>
-        <w:t xml:space="preserve"> </w:t>
-      </w:r>
-      <w:r>
-        <w:t xml:space="preserve">CRITICAL. The orchestrator is the single entry point operators and pipelines use. If it does not behave, the whole process is unreliable.</w:t>
-      </w:r>
-    </w:p>
-    <w:bookmarkEnd w:id="22"/>
-    <w:bookmarkStart w:id="23" w:name="sec16"/>
-    <w:p>
-      <w:pPr>
-        <w:pStyle w:val="Heading3"/>
-      </w:pPr>
-      <w:r>
-        <w:t xml:space="preserve">9. Deploy command layer –</w:t>
-      </w:r>
-      <w:r>
-        <w:t xml:space="preserve"> </w:t>
-      </w:r>
-      <w:r>
-        <w:rPr>
-          <w:rStyle w:val="VerbatimChar"/>
-        </w:rPr>
-        <w:t xml:space="preserve">Invoke-IsoDeploy</w:t>
-      </w:r>
-    </w:p>
-    <w:p>
-      <w:pPr>
-        <w:pStyle w:val="FirstParagraph"/>
-      </w:pPr>
-      <w:r>
-        <w:rPr>
-          <w:b/>
-          <w:bCs/>
-        </w:rPr>
-        <w:t xml:space="preserve">Test file:</w:t>
-      </w:r>
-      <w:r>
-        <w:t xml:space="preserve"> </w:t>
-      </w:r>
-      <w:r>
-        <w:rPr>
-          <w:rStyle w:val="VerbatimChar"/>
-        </w:rPr>
-        <w:t xml:space="preserve">tests/powershell/Invoke-IsoDeploy.Unit.Tests.ps1</w:t>
-      </w:r>
-      <w:r>
-        <w:t xml:space="preserve"> </w:t>
-      </w:r>
-      <w:r>
-        <w:rPr>
-          <w:b/>
-          <w:bCs/>
-        </w:rPr>
-        <w:t xml:space="preserve">Runbook step:</w:t>
-      </w:r>
-      <w:r>
-        <w:t xml:space="preserve"> </w:t>
-      </w:r>
-      <w:r>
-        <w:t xml:space="preserve">The combined ISO-mount-and-deploy action referenced from the orchestrator</w:t>
-      </w:r>
-    </w:p>
-    <w:p>
-      <w:pPr>
-        <w:pStyle w:val="BodyText"/>
-      </w:pPr>
-      <w:r>
-        <w:rPr>
-          <w:b/>
-          <w:bCs/>
-        </w:rPr>
-        <w:t xml:space="preserve">What it tests, in plain language</w:t>
-      </w:r>
-    </w:p>
-    <w:p>
-      <w:pPr>
-        <w:pStyle w:val="BodyText"/>
-      </w:pPr>
-      <w:r>
-        <w:rPr>
-          <w:rStyle w:val="VerbatimChar"/>
-        </w:rPr>
-        <w:t xml:space="preserve">Invoke-IsoDeploy</w:t>
-      </w:r>
-      <w:r>
-        <w:t xml:space="preserve"> </w:t>
-      </w:r>
-      <w:r>
-        <w:t xml:space="preserve">is the inner command that handles the actual act of deploying the ISO to a server. The tests confirm that:</w:t>
-      </w:r>
-    </w:p>
-    <w:p>
-      <w:pPr>
-        <w:pStyle w:val="Compact"/>
-        <w:numPr>
-          <w:ilvl w:val="0"/>
-          <w:numId w:val="1014"/>
-        </w:numPr>
-      </w:pPr>
-      <w:r>
-        <w:t xml:space="preserve">The function is available and accepts the</w:t>
-      </w:r>
-      <w:r>
-        <w:t xml:space="preserve"> </w:t>
-      </w:r>
-      <w:r>
-        <w:rPr>
-          <w:rStyle w:val="VerbatimChar"/>
-        </w:rPr>
-        <w:t xml:space="preserve">DryRun</w:t>
-      </w:r>
-      <w:r>
-        <w:t xml:space="preserve"> </w:t>
-      </w:r>
-      <w:r>
-        <w:t xml:space="preserve">switch without throwing.</w:t>
-      </w:r>
-    </w:p>
-    <w:p>
-      <w:pPr>
-        <w:pStyle w:val="Compact"/>
-        <w:numPr>
-          <w:ilvl w:val="0"/>
-          <w:numId w:val="1014"/>
-        </w:numPr>
-      </w:pPr>
-      <w:r>
-        <w:t xml:space="preserve">Unknown parameters are rejected.</w:t>
-      </w:r>
-    </w:p>
-    <w:p>
-      <w:pPr>
-        <w:pStyle w:val="FirstParagraph"/>
-      </w:pPr>
-      <w:r>
-        <w:rPr>
-          <w:b/>
-          <w:bCs/>
-        </w:rPr>
-        <w:t xml:space="preserve">Why this matters</w:t>
-      </w:r>
-    </w:p>
-    <w:p>
-      <w:pPr>
-        <w:pStyle w:val="BodyText"/>
-      </w:pPr>
-      <w:r>
-        <w:t xml:space="preserve">This is a supporting layer. It exists to keep the orchestrator clean and the deploy step testable in isolation. A failure here tends to be a sign that the interface has changed without the orchestrator being updated.</w:t>
-      </w:r>
-    </w:p>
-    <w:p>
-      <w:pPr>
-        <w:pStyle w:val="BodyText"/>
-      </w:pPr>
-      <w:r>
-        <w:rPr>
-          <w:b/>
-          <w:bCs/>
-        </w:rPr>
-        <w:t xml:space="preserve">Criticality:</w:t>
-      </w:r>
-      <w:r>
-        <w:t xml:space="preserve"> </w:t>
-      </w:r>
-      <w:r>
-        <w:t xml:space="preserve">MEDIUM. Failures here usually surface as orchestrator failures, but if they do not, a deploy command silently behaving differently from expectation is a real risk.</w:t>
+        <w:t xml:space="preserve">MEDIUM. Security patching is a policy control as much as a technical one. A failure here does not stop the build, but it does mean the change request is shipping a server that does not meet the required patch level.</w:t>
       </w:r>
     </w:p>
     <w:bookmarkEnd w:id="23"/>
-    <w:bookmarkStart w:id="24" w:name="sec17"/>
-    <w:p>
-      <w:pPr>
-        <w:pStyle w:val="Heading3"/>
-      </w:pPr>
-      <w:r>
-        <w:t xml:space="preserve">10. Firmware updates –</w:t>
-      </w:r>
-      <w:r>
-        <w:t xml:space="preserve"> </w:t>
-      </w:r>
-      <w:r>
-        <w:rPr>
-          <w:rStyle w:val="VerbatimChar"/>
-        </w:rPr>
-        <w:t xml:space="preserve">Update-Firmware</w:t>
-      </w:r>
-    </w:p>
-    <w:p>
-      <w:pPr>
-        <w:pStyle w:val="FirstParagraph"/>
-      </w:pPr>
-      <w:r>
-        <w:rPr>
-          <w:b/>
-          <w:bCs/>
-        </w:rPr>
-        <w:t xml:space="preserve">Test file:</w:t>
-      </w:r>
-      <w:r>
-        <w:t xml:space="preserve"> </w:t>
-      </w:r>
-      <w:r>
-        <w:rPr>
-          <w:rStyle w:val="VerbatimChar"/>
-        </w:rPr>
-        <w:t xml:space="preserve">tests/powershell/Update-Firmware.Unit.Tests.ps1</w:t>
-      </w:r>
-      <w:r>
-        <w:t xml:space="preserve"> </w:t>
-      </w:r>
-      <w:r>
-        <w:rPr>
-          <w:b/>
-          <w:bCs/>
-        </w:rPr>
-        <w:t xml:space="preserve">Runbook step:</w:t>
-      </w:r>
-      <w:r>
-        <w:t xml:space="preserve"> </w:t>
-      </w:r>
-      <w:r>
-        <w:t xml:space="preserve">Out-of-band, referenced from the runbook’s assumptions about HPE hardware health</w:t>
-      </w:r>
-    </w:p>
-    <w:p>
-      <w:pPr>
-        <w:pStyle w:val="BodyText"/>
-      </w:pPr>
-      <w:r>
-        <w:rPr>
-          <w:b/>
-          <w:bCs/>
-        </w:rPr>
-        <w:t xml:space="preserve">What it tests, in plain language</w:t>
-      </w:r>
-    </w:p>
-    <w:p>
-      <w:pPr>
-        <w:pStyle w:val="BodyText"/>
-      </w:pPr>
-      <w:r>
-        <w:rPr>
-          <w:rStyle w:val="VerbatimChar"/>
-        </w:rPr>
-        <w:t xml:space="preserve">Update-Firmware</w:t>
-      </w:r>
-      <w:r>
-        <w:t xml:space="preserve"> </w:t>
-      </w:r>
-      <w:r>
-        <w:t xml:space="preserve">applies HPE server firmware as part of, or alongside, the build. The tests confirm that:</w:t>
-      </w:r>
-    </w:p>
-    <w:p>
-      <w:pPr>
-        <w:pStyle w:val="Compact"/>
-        <w:numPr>
-          <w:ilvl w:val="0"/>
-          <w:numId w:val="1015"/>
-        </w:numPr>
-      </w:pPr>
-      <w:r>
-        <w:t xml:space="preserve">The function is available and accepts</w:t>
-      </w:r>
-      <w:r>
-        <w:t xml:space="preserve"> </w:t>
-      </w:r>
-      <w:r>
-        <w:rPr>
-          <w:rStyle w:val="VerbatimChar"/>
-        </w:rPr>
-        <w:t xml:space="preserve">DryRun</w:t>
-      </w:r>
-      <w:r>
-        <w:t xml:space="preserve">.</w:t>
-      </w:r>
-    </w:p>
-    <w:p>
-      <w:pPr>
-        <w:pStyle w:val="Compact"/>
-        <w:numPr>
-          <w:ilvl w:val="0"/>
-          <w:numId w:val="1015"/>
-        </w:numPr>
-      </w:pPr>
-      <w:r>
-        <w:t xml:space="preserve">Unknown parameters are rejected.</w:t>
-      </w:r>
-    </w:p>
-    <w:p>
-      <w:pPr>
-        <w:pStyle w:val="FirstParagraph"/>
-      </w:pPr>
-      <w:r>
-        <w:rPr>
-          <w:b/>
-          <w:bCs/>
-        </w:rPr>
-        <w:t xml:space="preserve">Why this matters</w:t>
-      </w:r>
-    </w:p>
-    <w:p>
-      <w:pPr>
-        <w:pStyle w:val="BodyText"/>
-      </w:pPr>
-      <w:r>
-        <w:t xml:space="preserve">Firmware on HPE servers must be at a known baseline. If the automation that applies firmware is not available, the build may ship a server with outdated or mismatched firmware, which causes subtle stability problems later. The tests are light because firmware is hardware-specific, but they still assert the entry point exists and is well-formed.</w:t>
-      </w:r>
-    </w:p>
-    <w:p>
-      <w:pPr>
-        <w:pStyle w:val="BodyText"/>
-      </w:pPr>
-      <w:r>
-        <w:rPr>
-          <w:b/>
-          <w:bCs/>
-        </w:rPr>
-        <w:t xml:space="preserve">Criticality:</w:t>
-      </w:r>
-      <w:r>
-        <w:t xml:space="preserve"> </w:t>
-      </w:r>
-      <w:r>
-        <w:t xml:space="preserve">MEDIUM. A failure here means firmware updates cannot be invoked by the automation; servers may still build, but the firmware baseline is no longer guaranteed.</w:t>
-      </w:r>
-    </w:p>
     <w:bookmarkEnd w:id="24"/>
-    <w:bookmarkStart w:id="25" w:name="sec18"/>
-    <w:p>
-      <w:pPr>
-        <w:pStyle w:val="Heading3"/>
-      </w:pPr>
-      <w:r>
-        <w:t xml:space="preserve">11. Windows security updates –</w:t>
-      </w:r>
-      <w:r>
-        <w:t xml:space="preserve"> </w:t>
-      </w:r>
-      <w:r>
-        <w:rPr>
-          <w:rStyle w:val="VerbatimChar"/>
-        </w:rPr>
-        <w:t xml:space="preserve">Invoke-WindowsSecurityUpdate</w:t>
-      </w:r>
-    </w:p>
-    <w:p>
-      <w:pPr>
-        <w:pStyle w:val="FirstParagraph"/>
-      </w:pPr>
-      <w:r>
-        <w:rPr>
-          <w:b/>
-          <w:bCs/>
-        </w:rPr>
-        <w:t xml:space="preserve">Test file:</w:t>
-      </w:r>
-      <w:r>
-        <w:t xml:space="preserve"> </w:t>
-      </w:r>
-      <w:r>
-        <w:rPr>
-          <w:rStyle w:val="VerbatimChar"/>
-        </w:rPr>
-        <w:t xml:space="preserve">tests/powershell/Update-WindowsSecurity.Unit.Tests.ps1</w:t>
-      </w:r>
-      <w:r>
-        <w:t xml:space="preserve"> </w:t>
-      </w:r>
-      <w:r>
-        <w:rPr>
-          <w:b/>
-          <w:bCs/>
-        </w:rPr>
-        <w:t xml:space="preserve">Runbook step:</w:t>
-      </w:r>
-      <w:r>
-        <w:t xml:space="preserve"> </w:t>
-      </w:r>
-      <w:r>
-        <w:t xml:space="preserve">Post-build security baseline, part of the</w:t>
-      </w:r>
-      <w:r>
-        <w:t xml:space="preserve"> </w:t>
-      </w:r>
-      <w:r>
-        <w:rPr>
-          <w:i/>
-          <w:iCs/>
-        </w:rPr>
-        <w:t xml:space="preserve">Post-build validation</w:t>
-      </w:r>
-      <w:r>
-        <w:t xml:space="preserve"> </w:t>
-      </w:r>
-      <w:r>
-        <w:t xml:space="preserve">objectives</w:t>
-      </w:r>
-    </w:p>
-    <w:p>
-      <w:pPr>
-        <w:pStyle w:val="BodyText"/>
-      </w:pPr>
-      <w:r>
-        <w:rPr>
-          <w:b/>
-          <w:bCs/>
-        </w:rPr>
-        <w:t xml:space="preserve">What it tests, in plain language</w:t>
-      </w:r>
-    </w:p>
-    <w:p>
-      <w:pPr>
-        <w:pStyle w:val="BodyText"/>
-      </w:pPr>
-      <w:r>
-        <w:t xml:space="preserve">This function applies Windows security patches into the build, so that the server ships already patched. The tests confirm that:</w:t>
-      </w:r>
-    </w:p>
-    <w:p>
-      <w:pPr>
-        <w:pStyle w:val="Compact"/>
-        <w:numPr>
-          <w:ilvl w:val="0"/>
-          <w:numId w:val="1016"/>
-        </w:numPr>
-      </w:pPr>
-      <w:r>
-        <w:t xml:space="preserve">The function is available, takes an ISO path and a server name, and accepts</w:t>
-      </w:r>
-      <w:r>
-        <w:t xml:space="preserve"> </w:t>
-      </w:r>
-      <w:r>
-        <w:rPr>
-          <w:rStyle w:val="VerbatimChar"/>
-        </w:rPr>
-        <w:t xml:space="preserve">DryRun</w:t>
-      </w:r>
-      <w:r>
-        <w:t xml:space="preserve">.</w:t>
-      </w:r>
-    </w:p>
-    <w:p>
-      <w:pPr>
-        <w:pStyle w:val="Compact"/>
-        <w:numPr>
-          <w:ilvl w:val="0"/>
-          <w:numId w:val="1016"/>
-        </w:numPr>
-      </w:pPr>
-      <w:r>
-        <w:t xml:space="preserve">Unknown parameters are rejected.</w:t>
-      </w:r>
-    </w:p>
-    <w:p>
-      <w:pPr>
-        <w:pStyle w:val="FirstParagraph"/>
-      </w:pPr>
-      <w:r>
-        <w:rPr>
-          <w:b/>
-          <w:bCs/>
-        </w:rPr>
-        <w:t xml:space="preserve">Why this matters</w:t>
-      </w:r>
-    </w:p>
-    <w:p>
-      <w:pPr>
-        <w:pStyle w:val="BodyText"/>
-      </w:pPr>
-      <w:r>
-        <w:t xml:space="preserve">A server that builds cleanly but ships without current security patches fails the security baseline defined in the runbook. If this function does not exist or does not accept the inputs the orchestrator expects, the security baseline cannot be enforced by automation.</w:t>
-      </w:r>
-    </w:p>
-    <w:p>
-      <w:pPr>
-        <w:pStyle w:val="BodyText"/>
-      </w:pPr>
-      <w:r>
-        <w:rPr>
-          <w:b/>
-          <w:bCs/>
-        </w:rPr>
-        <w:t xml:space="preserve">Criticality:</w:t>
-      </w:r>
-      <w:r>
-        <w:t xml:space="preserve"> </w:t>
-      </w:r>
-      <w:r>
-        <w:t xml:space="preserve">MEDIUM. Security patching is a policy control as much as a technical one. A failure here does not stop the build, but it does mean the change request is shipping a server that does not meet the required patch level.</w:t>
-      </w:r>
-    </w:p>
-    <w:bookmarkEnd w:id="25"/>
-    <w:bookmarkEnd w:id="26"/>
-    <w:bookmarkStart w:id="27" w:name="sec19"/>
+    <w:bookmarkStart w:id="25" w:name="sec17"/>
     <w:p>
       <w:pPr>
         <w:pStyle w:val="Heading2"/>
@@ -3449,6 +3872,70 @@
               <w:rPr>
                 <w:rStyle w:val="VerbatimChar"/>
               </w:rPr>
+              <w:t xml:space="preserve">Connect-OneView</w:t>
+            </w:r>
+            <w:r>
+              <w:t xml:space="preserve"> </w:t>
+            </w:r>
+            <w:r>
+              <w:t xml:space="preserve">/</w:t>
+            </w:r>
+            <w:r>
+              <w:t xml:space="preserve"> </w:t>
+            </w:r>
+            <w:r>
+              <w:rPr>
+                <w:rStyle w:val="VerbatimChar"/>
+              </w:rPr>
+              <w:t xml:space="preserve">Test-ServerConnectivity</w:t>
+            </w:r>
+          </w:p>
+        </w:tc>
+        <w:tc>
+          <w:tcPr/>
+          <w:p>
+            <w:pPr>
+              <w:pStyle w:val="Compact"/>
+            </w:pPr>
+            <w:r>
+              <w:t xml:space="preserve">Connection &amp; session lifecycle</w:t>
+            </w:r>
+          </w:p>
+        </w:tc>
+        <w:tc>
+          <w:tcPr/>
+          <w:p>
+            <w:pPr>
+              <w:pStyle w:val="Compact"/>
+            </w:pPr>
+            <w:r>
+              <w:t xml:space="preserve">CRITICAL</w:t>
+            </w:r>
+          </w:p>
+        </w:tc>
+        <w:tc>
+          <w:tcPr/>
+          <w:p>
+            <w:pPr>
+              <w:pStyle w:val="Compact"/>
+            </w:pPr>
+            <w:r>
+              <w:t xml:space="preserve">Yes</w:t>
+            </w:r>
+          </w:p>
+        </w:tc>
+      </w:tr>
+      <w:tr>
+        <w:tc>
+          <w:tcPr/>
+          <w:p>
+            <w:pPr>
+              <w:pStyle w:val="Compact"/>
+            </w:pPr>
+            <w:r>
+              <w:rPr>
+                <w:rStyle w:val="VerbatimChar"/>
+              </w:rPr>
               <w:t xml:space="preserve">Get-OneViewServerTarget</w:t>
             </w:r>
           </w:p>
@@ -3461,6 +3948,55 @@
             </w:pPr>
             <w:r>
               <w:t xml:space="preserve">Server identification</w:t>
+            </w:r>
+          </w:p>
+        </w:tc>
+        <w:tc>
+          <w:tcPr/>
+          <w:p>
+            <w:pPr>
+              <w:pStyle w:val="Compact"/>
+            </w:pPr>
+            <w:r>
+              <w:t xml:space="preserve">CRITICAL</w:t>
+            </w:r>
+          </w:p>
+        </w:tc>
+        <w:tc>
+          <w:tcPr/>
+          <w:p>
+            <w:pPr>
+              <w:pStyle w:val="Compact"/>
+            </w:pPr>
+            <w:r>
+              <w:t xml:space="preserve">Yes</w:t>
+            </w:r>
+          </w:p>
+        </w:tc>
+      </w:tr>
+      <w:tr>
+        <w:tc>
+          <w:tcPr/>
+          <w:p>
+            <w:pPr>
+              <w:pStyle w:val="Compact"/>
+            </w:pPr>
+            <w:r>
+              <w:rPr>
+                <w:rStyle w:val="VerbatimChar"/>
+              </w:rPr>
+              <w:t xml:space="preserve">Configure-PhysicalBuild</w:t>
+            </w:r>
+          </w:p>
+        </w:tc>
+        <w:tc>
+          <w:tcPr/>
+          <w:p>
+            <w:pPr>
+              <w:pStyle w:val="Compact"/>
+            </w:pPr>
+            <w:r>
+              <w:t xml:space="preserve">The build (4-eye review + deploy)</w:t>
             </w:r>
           </w:p>
         </w:tc>
@@ -3547,116 +4083,18 @@
               <w:rPr>
                 <w:rStyle w:val="VerbatimChar"/>
               </w:rPr>
-              <w:t xml:space="preserve">Start-PhysicalServerBuild</w:t>
-            </w:r>
-          </w:p>
-        </w:tc>
-        <w:tc>
-          <w:tcPr/>
-          <w:p>
-            <w:pPr>
-              <w:pStyle w:val="Compact"/>
-            </w:pPr>
-            <w:r>
-              <w:t xml:space="preserve">End-to-end orchestration</w:t>
-            </w:r>
-          </w:p>
-        </w:tc>
-        <w:tc>
-          <w:tcPr/>
-          <w:p>
-            <w:pPr>
-              <w:pStyle w:val="Compact"/>
-            </w:pPr>
-            <w:r>
-              <w:t xml:space="preserve">CRITICAL</w:t>
-            </w:r>
-          </w:p>
-        </w:tc>
-        <w:tc>
-          <w:tcPr/>
-          <w:p>
-            <w:pPr>
-              <w:pStyle w:val="Compact"/>
-            </w:pPr>
-            <w:r>
-              <w:t xml:space="preserve">Yes</w:t>
-            </w:r>
-          </w:p>
-        </w:tc>
-      </w:tr>
-      <w:tr>
-        <w:tc>
-          <w:tcPr/>
-          <w:p>
-            <w:pPr>
-              <w:pStyle w:val="Compact"/>
-            </w:pPr>
-            <w:r>
-              <w:rPr>
-                <w:rStyle w:val="VerbatimChar"/>
-              </w:rPr>
-              <w:t xml:space="preserve">New-IsoBuild</w:t>
-            </w:r>
-          </w:p>
-        </w:tc>
-        <w:tc>
-          <w:tcPr/>
-          <w:p>
-            <w:pPr>
-              <w:pStyle w:val="Compact"/>
-            </w:pPr>
-            <w:r>
-              <w:t xml:space="preserve">ISO creation</w:t>
-            </w:r>
-          </w:p>
-        </w:tc>
-        <w:tc>
-          <w:tcPr/>
-          <w:p>
-            <w:pPr>
-              <w:pStyle w:val="Compact"/>
-            </w:pPr>
-            <w:r>
-              <w:t xml:space="preserve">HIGH</w:t>
-            </w:r>
-          </w:p>
-        </w:tc>
-        <w:tc>
-          <w:tcPr/>
-          <w:p>
-            <w:pPr>
-              <w:pStyle w:val="Compact"/>
-            </w:pPr>
-            <w:r>
-              <w:t xml:space="preserve">Yes</w:t>
-            </w:r>
-          </w:p>
-        </w:tc>
-      </w:tr>
-      <w:tr>
-        <w:tc>
-          <w:tcPr/>
-          <w:p>
-            <w:pPr>
-              <w:pStyle w:val="Compact"/>
-            </w:pPr>
-            <w:r>
-              <w:rPr>
-                <w:rStyle w:val="VerbatimChar"/>
-              </w:rPr>
-              <w:t xml:space="preserve">Publish-BootIso</w:t>
-            </w:r>
-          </w:p>
-        </w:tc>
-        <w:tc>
-          <w:tcPr/>
-          <w:p>
-            <w:pPr>
-              <w:pStyle w:val="Compact"/>
-            </w:pPr>
-            <w:r>
-              <w:t xml:space="preserve">ISO publishing</w:t>
+              <w:t xml:space="preserve">Test-BuildParams</w:t>
+            </w:r>
+          </w:p>
+        </w:tc>
+        <w:tc>
+          <w:tcPr/>
+          <w:p>
+            <w:pPr>
+              <w:pStyle w:val="Compact"/>
+            </w:pPr>
+            <w:r>
+              <w:t xml:space="preserve">ISO / build-path validation</w:t>
             </w:r>
           </w:p>
         </w:tc>
@@ -3841,104 +4279,6 @@
               <w:rPr>
                 <w:rStyle w:val="VerbatimChar"/>
               </w:rPr>
-              <w:t xml:space="preserve">Invoke-IsoDeploy</w:t>
-            </w:r>
-          </w:p>
-        </w:tc>
-        <w:tc>
-          <w:tcPr/>
-          <w:p>
-            <w:pPr>
-              <w:pStyle w:val="Compact"/>
-            </w:pPr>
-            <w:r>
-              <w:t xml:space="preserve">Deploy command</w:t>
-            </w:r>
-          </w:p>
-        </w:tc>
-        <w:tc>
-          <w:tcPr/>
-          <w:p>
-            <w:pPr>
-              <w:pStyle w:val="Compact"/>
-            </w:pPr>
-            <w:r>
-              <w:t xml:space="preserve">MEDIUM</w:t>
-            </w:r>
-          </w:p>
-        </w:tc>
-        <w:tc>
-          <w:tcPr/>
-          <w:p>
-            <w:pPr>
-              <w:pStyle w:val="Compact"/>
-            </w:pPr>
-            <w:r>
-              <w:t xml:space="preserve">Recommended</w:t>
-            </w:r>
-          </w:p>
-        </w:tc>
-      </w:tr>
-      <w:tr>
-        <w:tc>
-          <w:tcPr/>
-          <w:p>
-            <w:pPr>
-              <w:pStyle w:val="Compact"/>
-            </w:pPr>
-            <w:r>
-              <w:rPr>
-                <w:rStyle w:val="VerbatimChar"/>
-              </w:rPr>
-              <w:t xml:space="preserve">Update-Firmware</w:t>
-            </w:r>
-          </w:p>
-        </w:tc>
-        <w:tc>
-          <w:tcPr/>
-          <w:p>
-            <w:pPr>
-              <w:pStyle w:val="Compact"/>
-            </w:pPr>
-            <w:r>
-              <w:t xml:space="preserve">Firmware updates</w:t>
-            </w:r>
-          </w:p>
-        </w:tc>
-        <w:tc>
-          <w:tcPr/>
-          <w:p>
-            <w:pPr>
-              <w:pStyle w:val="Compact"/>
-            </w:pPr>
-            <w:r>
-              <w:t xml:space="preserve">MEDIUM</w:t>
-            </w:r>
-          </w:p>
-        </w:tc>
-        <w:tc>
-          <w:tcPr/>
-          <w:p>
-            <w:pPr>
-              <w:pStyle w:val="Compact"/>
-            </w:pPr>
-            <w:r>
-              <w:t xml:space="preserve">Recommended</w:t>
-            </w:r>
-          </w:p>
-        </w:tc>
-      </w:tr>
-      <w:tr>
-        <w:tc>
-          <w:tcPr/>
-          <w:p>
-            <w:pPr>
-              <w:pStyle w:val="Compact"/>
-            </w:pPr>
-            <w:r>
-              <w:rPr>
-                <w:rStyle w:val="VerbatimChar"/>
-              </w:rPr>
               <w:t xml:space="preserve">Invoke-WindowsSecurityUpdate</w:t>
             </w:r>
           </w:p>
@@ -4047,242 +4387,257 @@
         <w:t xml:space="preserve">results should be understood and accepted explicitly before approval.</w:t>
       </w:r>
     </w:p>
+    <w:bookmarkEnd w:id="25"/>
+    <w:bookmarkStart w:id="26" w:name="sec18"/>
+    <w:p>
+      <w:pPr>
+        <w:pStyle w:val="Heading2"/>
+      </w:pPr>
+      <w:r>
+        <w:t xml:space="preserve">What a failed test means for a change request</w:t>
+      </w:r>
+    </w:p>
+    <w:p>
+      <w:pPr>
+        <w:pStyle w:val="FirstParagraph"/>
+      </w:pPr>
+      <w:r>
+        <w:t xml:space="preserve">In plain terms:</w:t>
+      </w:r>
+    </w:p>
+    <w:p>
+      <w:pPr>
+        <w:pStyle w:val="Compact"/>
+        <w:numPr>
+          <w:ilvl w:val="0"/>
+          <w:numId w:val="1015"/>
+        </w:numPr>
+      </w:pPr>
+      <w:r>
+        <w:t xml:space="preserve">If the test suite is</w:t>
+      </w:r>
+      <w:r>
+        <w:t xml:space="preserve"> </w:t>
+      </w:r>
+      <w:r>
+        <w:rPr>
+          <w:b/>
+          <w:bCs/>
+        </w:rPr>
+        <w:t xml:space="preserve">green</w:t>
+      </w:r>
+      <w:r>
+        <w:t xml:space="preserve"> </w:t>
+      </w:r>
+      <w:r>
+        <w:t xml:space="preserve">(all tests passed), the automation has been verified to behave as expected in each of the areas listed above. It is safe to include in the change request as evidence.</w:t>
+      </w:r>
+    </w:p>
+    <w:p>
+      <w:pPr>
+        <w:pStyle w:val="Compact"/>
+        <w:numPr>
+          <w:ilvl w:val="0"/>
+          <w:numId w:val="1015"/>
+        </w:numPr>
+      </w:pPr>
+      <w:r>
+        <w:t xml:space="preserve">If the test suite is</w:t>
+      </w:r>
+      <w:r>
+        <w:t xml:space="preserve"> </w:t>
+      </w:r>
+      <w:r>
+        <w:rPr>
+          <w:b/>
+          <w:bCs/>
+        </w:rPr>
+        <w:t xml:space="preserve">red</w:t>
+      </w:r>
+      <w:r>
+        <w:t xml:space="preserve"> </w:t>
+      </w:r>
+      <w:r>
+        <w:t xml:space="preserve">(any test failed), something the runbook depends on is not behaving as specified.</w:t>
+      </w:r>
+      <w:r>
+        <w:t xml:space="preserve"> </w:t>
+      </w:r>
+      <w:r>
+        <w:rPr>
+          <w:b/>
+          <w:bCs/>
+        </w:rPr>
+        <w:t xml:space="preserve">Do not approve the change</w:t>
+      </w:r>
+      <w:r>
+        <w:t xml:space="preserve"> </w:t>
+      </w:r>
+      <w:r>
+        <w:t xml:space="preserve">without a root-cause explanation from the engineering team and evidence that the failing test has been fixed.</w:t>
+      </w:r>
+    </w:p>
+    <w:p>
+      <w:pPr>
+        <w:pStyle w:val="Compact"/>
+        <w:numPr>
+          <w:ilvl w:val="0"/>
+          <w:numId w:val="1015"/>
+        </w:numPr>
+      </w:pPr>
+      <w:r>
+        <w:t xml:space="preserve">If the test suite has</w:t>
+      </w:r>
+      <w:r>
+        <w:t xml:space="preserve"> </w:t>
+      </w:r>
+      <w:r>
+        <w:rPr>
+          <w:b/>
+          <w:bCs/>
+        </w:rPr>
+        <w:t xml:space="preserve">skips</w:t>
+      </w:r>
+      <w:r>
+        <w:t xml:space="preserve"> </w:t>
+      </w:r>
+      <w:r>
+        <w:t xml:space="preserve">but no failures, the suite ran and passed the tests it was able to run. Skips are expected in some test environments and are not a blocker in themselves, but they should be noted in the change record.</w:t>
+      </w:r>
+    </w:p>
+    <w:p>
+      <w:pPr>
+        <w:pStyle w:val="FirstParagraph"/>
+      </w:pPr>
+      <w:r>
+        <w:t xml:space="preserve">The test log in</w:t>
+      </w:r>
+      <w:r>
+        <w:t xml:space="preserve"> </w:t>
+      </w:r>
+      <w:r>
+        <w:rPr>
+          <w:rStyle w:val="VerbatimChar"/>
+        </w:rPr>
+        <w:t xml:space="preserve">generated/logs/automation/automated-mode-test_&lt;timestamp&gt;.log</w:t>
+      </w:r>
+      <w:r>
+        <w:t xml:space="preserve"> </w:t>
+      </w:r>
+      <w:r>
+        <w:t xml:space="preserve">provides the evidence that can be attached to the change record.</w:t>
+      </w:r>
+    </w:p>
+    <w:bookmarkEnd w:id="26"/>
+    <w:bookmarkStart w:id="27" w:name="sec19"/>
+    <w:p>
+      <w:pPr>
+        <w:pStyle w:val="Heading2"/>
+      </w:pPr>
+      <w:r>
+        <w:t xml:space="preserve">Running the test suite</w:t>
+      </w:r>
+    </w:p>
+    <w:p>
+      <w:pPr>
+        <w:pStyle w:val="FirstParagraph"/>
+      </w:pPr>
+      <w:r>
+        <w:t xml:space="preserve">The suite is run by the operations or engineering team using:</w:t>
+      </w:r>
+    </w:p>
+    <w:p>
+      <w:pPr>
+        <w:pStyle w:val="SourceCode"/>
+      </w:pPr>
+      <w:r>
+        <w:rPr>
+          <w:rStyle w:val="VerbatimChar"/>
+        </w:rPr>
+        <w:t xml:space="preserve">pwsh -File scripts/run-automation-mode-tests.ps1</w:t>
+      </w:r>
+    </w:p>
+    <w:p>
+      <w:pPr>
+        <w:pStyle w:val="FirstParagraph"/>
+      </w:pPr>
+      <w:r>
+        <w:t xml:space="preserve">The command:</w:t>
+      </w:r>
+    </w:p>
+    <w:p>
+      <w:pPr>
+        <w:pStyle w:val="Compact"/>
+        <w:numPr>
+          <w:ilvl w:val="0"/>
+          <w:numId w:val="1016"/>
+        </w:numPr>
+      </w:pPr>
+      <w:r>
+        <w:t xml:space="preserve">Loads the automation module.</w:t>
+      </w:r>
+    </w:p>
+    <w:p>
+      <w:pPr>
+        <w:pStyle w:val="Compact"/>
+        <w:numPr>
+          <w:ilvl w:val="0"/>
+          <w:numId w:val="1016"/>
+        </w:numPr>
+      </w:pPr>
+      <w:r>
+        <w:t xml:space="preserve">Runs every</w:t>
+      </w:r>
+      <w:r>
+        <w:t xml:space="preserve"> </w:t>
+      </w:r>
+      <w:r>
+        <w:rPr>
+          <w:rStyle w:val="VerbatimChar"/>
+        </w:rPr>
+        <w:t xml:space="preserve">tests/powershell/*.Tests.ps1</w:t>
+      </w:r>
+      <w:r>
+        <w:t xml:space="preserve"> </w:t>
+      </w:r>
+      <w:r>
+        <w:t xml:space="preserve">file through the Pester test framework.</w:t>
+      </w:r>
+    </w:p>
+    <w:p>
+      <w:pPr>
+        <w:pStyle w:val="Compact"/>
+        <w:numPr>
+          <w:ilvl w:val="0"/>
+          <w:numId w:val="1016"/>
+        </w:numPr>
+      </w:pPr>
+      <w:r>
+        <w:t xml:space="preserve">Prints a summary block showing total, passed, failed, skipped, and duration.</w:t>
+      </w:r>
+    </w:p>
+    <w:p>
+      <w:pPr>
+        <w:pStyle w:val="Compact"/>
+        <w:numPr>
+          <w:ilvl w:val="0"/>
+          <w:numId w:val="1016"/>
+        </w:numPr>
+      </w:pPr>
+      <w:r>
+        <w:t xml:space="preserve">Exits with code 1 if any test failed.</w:t>
+      </w:r>
+    </w:p>
+    <w:p>
+      <w:pPr>
+        <w:pStyle w:val="FirstParagraph"/>
+      </w:pPr>
+      <w:r>
+        <w:t xml:space="preserve">Process and CAB members do not need to run the suite themselves; they need to see a green result and a log file attached to the change record.</w:t>
+      </w:r>
+    </w:p>
     <w:bookmarkEnd w:id="27"/>
     <w:bookmarkStart w:id="28" w:name="sec20"/>
-    <w:p>
-      <w:pPr>
-        <w:pStyle w:val="Heading2"/>
-      </w:pPr>
-      <w:r>
-        <w:t xml:space="preserve">What a failed test means for a change request</w:t>
-      </w:r>
-    </w:p>
-    <w:p>
-      <w:pPr>
-        <w:pStyle w:val="FirstParagraph"/>
-      </w:pPr>
-      <w:r>
-        <w:t xml:space="preserve">In plain terms:</w:t>
-      </w:r>
-    </w:p>
-    <w:p>
-      <w:pPr>
-        <w:pStyle w:val="Compact"/>
-        <w:numPr>
-          <w:ilvl w:val="0"/>
-          <w:numId w:val="1017"/>
-        </w:numPr>
-      </w:pPr>
-      <w:r>
-        <w:t xml:space="preserve">If the test suite is</w:t>
-      </w:r>
-      <w:r>
-        <w:t xml:space="preserve"> </w:t>
-      </w:r>
-      <w:r>
-        <w:rPr>
-          <w:b/>
-          <w:bCs/>
-        </w:rPr>
-        <w:t xml:space="preserve">green</w:t>
-      </w:r>
-      <w:r>
-        <w:t xml:space="preserve"> </w:t>
-      </w:r>
-      <w:r>
-        <w:t xml:space="preserve">(all tests passed), the automation has been verified to behave as expected in each of the areas listed above. It is safe to include in the change request as evidence.</w:t>
-      </w:r>
-    </w:p>
-    <w:p>
-      <w:pPr>
-        <w:pStyle w:val="Compact"/>
-        <w:numPr>
-          <w:ilvl w:val="0"/>
-          <w:numId w:val="1017"/>
-        </w:numPr>
-      </w:pPr>
-      <w:r>
-        <w:t xml:space="preserve">If the test suite is</w:t>
-      </w:r>
-      <w:r>
-        <w:t xml:space="preserve"> </w:t>
-      </w:r>
-      <w:r>
-        <w:rPr>
-          <w:b/>
-          <w:bCs/>
-        </w:rPr>
-        <w:t xml:space="preserve">red</w:t>
-      </w:r>
-      <w:r>
-        <w:t xml:space="preserve"> </w:t>
-      </w:r>
-      <w:r>
-        <w:t xml:space="preserve">(any test failed), something the runbook depends on is not behaving as specified.</w:t>
-      </w:r>
-      <w:r>
-        <w:t xml:space="preserve"> </w:t>
-      </w:r>
-      <w:r>
-        <w:rPr>
-          <w:b/>
-          <w:bCs/>
-        </w:rPr>
-        <w:t xml:space="preserve">Do not approve the change</w:t>
-      </w:r>
-      <w:r>
-        <w:t xml:space="preserve"> </w:t>
-      </w:r>
-      <w:r>
-        <w:t xml:space="preserve">without a root-cause explanation from the engineering team and evidence that the failing test has been fixed.</w:t>
-      </w:r>
-    </w:p>
-    <w:p>
-      <w:pPr>
-        <w:pStyle w:val="Compact"/>
-        <w:numPr>
-          <w:ilvl w:val="0"/>
-          <w:numId w:val="1017"/>
-        </w:numPr>
-      </w:pPr>
-      <w:r>
-        <w:t xml:space="preserve">If the test suite has</w:t>
-      </w:r>
-      <w:r>
-        <w:t xml:space="preserve"> </w:t>
-      </w:r>
-      <w:r>
-        <w:rPr>
-          <w:b/>
-          <w:bCs/>
-        </w:rPr>
-        <w:t xml:space="preserve">skips</w:t>
-      </w:r>
-      <w:r>
-        <w:t xml:space="preserve"> </w:t>
-      </w:r>
-      <w:r>
-        <w:t xml:space="preserve">but no failures, the suite ran and passed the tests it was able to run. Skips are expected in some test environments and are not a blocker in themselves, but they should be noted in the change record.</w:t>
-      </w:r>
-    </w:p>
-    <w:p>
-      <w:pPr>
-        <w:pStyle w:val="FirstParagraph"/>
-      </w:pPr>
-      <w:r>
-        <w:t xml:space="preserve">The test log in</w:t>
-      </w:r>
-      <w:r>
-        <w:t xml:space="preserve"> </w:t>
-      </w:r>
-      <w:r>
-        <w:rPr>
-          <w:rStyle w:val="VerbatimChar"/>
-        </w:rPr>
-        <w:t xml:space="preserve">generated/logs/automation/automated-mode-test_&lt;timestamp&gt;.log</w:t>
-      </w:r>
-      <w:r>
-        <w:t xml:space="preserve"> </w:t>
-      </w:r>
-      <w:r>
-        <w:t xml:space="preserve">provides the evidence that can be attached to the change record.</w:t>
-      </w:r>
-    </w:p>
-    <w:bookmarkEnd w:id="28"/>
-    <w:bookmarkStart w:id="29" w:name="sec21"/>
-    <w:p>
-      <w:pPr>
-        <w:pStyle w:val="Heading2"/>
-      </w:pPr>
-      <w:r>
-        <w:t xml:space="preserve">Running the test suite</w:t>
-      </w:r>
-    </w:p>
-    <w:p>
-      <w:pPr>
-        <w:pStyle w:val="FirstParagraph"/>
-      </w:pPr>
-      <w:r>
-        <w:t xml:space="preserve">The suite is run by the operations or engineering team using:</w:t>
-      </w:r>
-    </w:p>
-    <w:p>
-      <w:pPr>
-        <w:pStyle w:val="SourceCode"/>
-      </w:pPr>
-      <w:r>
-        <w:rPr>
-          <w:rStyle w:val="VerbatimChar"/>
-        </w:rPr>
-        <w:t xml:space="preserve">pwsh -File scripts/run-automation-mode-tests.ps1</w:t>
-      </w:r>
-    </w:p>
-    <w:p>
-      <w:pPr>
-        <w:pStyle w:val="FirstParagraph"/>
-      </w:pPr>
-      <w:r>
-        <w:t xml:space="preserve">The command:</w:t>
-      </w:r>
-    </w:p>
-    <w:p>
-      <w:pPr>
-        <w:pStyle w:val="Compact"/>
-        <w:numPr>
-          <w:ilvl w:val="0"/>
-          <w:numId w:val="1018"/>
-        </w:numPr>
-      </w:pPr>
-      <w:r>
-        <w:t xml:space="preserve">Loads the automation module.</w:t>
-      </w:r>
-    </w:p>
-    <w:p>
-      <w:pPr>
-        <w:pStyle w:val="Compact"/>
-        <w:numPr>
-          <w:ilvl w:val="0"/>
-          <w:numId w:val="1018"/>
-        </w:numPr>
-      </w:pPr>
-      <w:r>
-        <w:t xml:space="preserve">Runs all 11 test files through the Pester test framework.</w:t>
-      </w:r>
-    </w:p>
-    <w:p>
-      <w:pPr>
-        <w:pStyle w:val="Compact"/>
-        <w:numPr>
-          <w:ilvl w:val="0"/>
-          <w:numId w:val="1018"/>
-        </w:numPr>
-      </w:pPr>
-      <w:r>
-        <w:t xml:space="preserve">Prints a summary block showing total, passed, failed, skipped, and duration.</w:t>
-      </w:r>
-    </w:p>
-    <w:p>
-      <w:pPr>
-        <w:pStyle w:val="Compact"/>
-        <w:numPr>
-          <w:ilvl w:val="0"/>
-          <w:numId w:val="1018"/>
-        </w:numPr>
-      </w:pPr>
-      <w:r>
-        <w:t xml:space="preserve">Exits with code 1 if any test failed.</w:t>
-      </w:r>
-    </w:p>
-    <w:p>
-      <w:pPr>
-        <w:pStyle w:val="FirstParagraph"/>
-      </w:pPr>
-      <w:r>
-        <w:t xml:space="preserve">Process and CAB members do not need to run the suite themselves; they need to see a green result and a log file attached to the change record.</w:t>
-      </w:r>
-    </w:p>
-    <w:bookmarkEnd w:id="29"/>
-    <w:bookmarkStart w:id="30" w:name="sec22"/>
     <w:p>
       <w:pPr>
         <w:pStyle w:val="Heading2"/>
@@ -4457,18 +4812,27 @@
               <w:pStyle w:val="Compact"/>
             </w:pPr>
             <w:r>
-              <w:t xml:space="preserve">Bootable ISO</w:t>
-            </w:r>
-          </w:p>
-        </w:tc>
-        <w:tc>
-          <w:tcPr/>
-          <w:p>
-            <w:pPr>
-              <w:pStyle w:val="Compact"/>
-            </w:pPr>
-            <w:r>
-              <w:t xml:space="preserve">The boot disk image that Configuration Manager produces, which is mounted on the server’s virtual CD drive to start the build.</w:t>
+              <w:t xml:space="preserve">Guard-rail (</w:t>
+            </w:r>
+            <w:r>
+              <w:rPr>
+                <w:rStyle w:val="VerbatimChar"/>
+              </w:rPr>
+              <w:t xml:space="preserve">-GuardRail</w:t>
+            </w:r>
+            <w:r>
+              <w:t xml:space="preserve">)</w:t>
+            </w:r>
+          </w:p>
+        </w:tc>
+        <w:tc>
+          <w:tcPr/>
+          <w:p>
+            <w:pPr>
+              <w:pStyle w:val="Compact"/>
+            </w:pPr>
+            <w:r>
+              <w:t xml:space="preserve">A mandatory safety check: the server name the automation resolved must match a pattern you supply, otherwise the destructive build is refused.</w:t>
             </w:r>
           </w:p>
         </w:tc>
@@ -4481,30 +4845,18 @@
               <w:pStyle w:val="Compact"/>
             </w:pPr>
             <w:r>
-              <w:t xml:space="preserve">iLO</w:t>
-            </w:r>
-          </w:p>
-        </w:tc>
-        <w:tc>
-          <w:tcPr/>
-          <w:p>
-            <w:pPr>
-              <w:pStyle w:val="Compact"/>
-            </w:pPr>
-            <w:r>
-              <w:t xml:space="preserve">HP’s</w:t>
-            </w:r>
-            <w:r>
-              <w:t xml:space="preserve"> </w:t>
-            </w:r>
-            <w:r>
-              <w:t xml:space="preserve">“out-of-band”</w:t>
-            </w:r>
-            <w:r>
-              <w:t xml:space="preserve"> </w:t>
-            </w:r>
-            <w:r>
-              <w:t xml:space="preserve">management interface — what lets the automation control the physical server remotely.</w:t>
+              <w:t xml:space="preserve">Bootable ISO</w:t>
+            </w:r>
+          </w:p>
+        </w:tc>
+        <w:tc>
+          <w:tcPr/>
+          <w:p>
+            <w:pPr>
+              <w:pStyle w:val="Compact"/>
+            </w:pPr>
+            <w:r>
+              <w:t xml:space="preserve">The boot disk image that Configuration Manager produces, which is mounted on the server’s virtual CD drive to start the build.</w:t>
             </w:r>
           </w:p>
         </w:tc>
@@ -4517,18 +4869,30 @@
               <w:pStyle w:val="Compact"/>
             </w:pPr>
             <w:r>
-              <w:t xml:space="preserve">Redfish</w:t>
-            </w:r>
-          </w:p>
-        </w:tc>
-        <w:tc>
-          <w:tcPr/>
-          <w:p>
-            <w:pPr>
-              <w:pStyle w:val="Compact"/>
-            </w:pPr>
-            <w:r>
-              <w:t xml:space="preserve">The language iLO speaks. The automation uses Redfish to mount ISOs and set boot order.</w:t>
+              <w:t xml:space="preserve">iLO</w:t>
+            </w:r>
+          </w:p>
+        </w:tc>
+        <w:tc>
+          <w:tcPr/>
+          <w:p>
+            <w:pPr>
+              <w:pStyle w:val="Compact"/>
+            </w:pPr>
+            <w:r>
+              <w:t xml:space="preserve">HP’s</w:t>
+            </w:r>
+            <w:r>
+              <w:t xml:space="preserve"> </w:t>
+            </w:r>
+            <w:r>
+              <w:t xml:space="preserve">“out-of-band”</w:t>
+            </w:r>
+            <w:r>
+              <w:t xml:space="preserve"> </w:t>
+            </w:r>
+            <w:r>
+              <w:t xml:space="preserve">management interface — what lets the automation control the physical server remotely.</w:t>
             </w:r>
           </w:p>
         </w:tc>
@@ -4541,18 +4905,18 @@
               <w:pStyle w:val="Compact"/>
             </w:pPr>
             <w:r>
-              <w:t xml:space="preserve">OneView</w:t>
-            </w:r>
-          </w:p>
-        </w:tc>
-        <w:tc>
-          <w:tcPr/>
-          <w:p>
-            <w:pPr>
-              <w:pStyle w:val="Compact"/>
-            </w:pPr>
-            <w:r>
-              <w:t xml:space="preserve">HPE’s central management system; the source of truth for which HPE servers exist and what state they are in.</w:t>
+              <w:t xml:space="preserve">Redfish</w:t>
+            </w:r>
+          </w:p>
+        </w:tc>
+        <w:tc>
+          <w:tcPr/>
+          <w:p>
+            <w:pPr>
+              <w:pStyle w:val="Compact"/>
+            </w:pPr>
+            <w:r>
+              <w:t xml:space="preserve">The language iLO speaks. The automation uses Redfish to mount ISOs and set boot order.</w:t>
             </w:r>
           </w:p>
         </w:tc>
@@ -4565,18 +4929,18 @@
               <w:pStyle w:val="Compact"/>
             </w:pPr>
             <w:r>
-              <w:t xml:space="preserve">ConfigMgr / MECM</w:t>
-            </w:r>
-          </w:p>
-        </w:tc>
-        <w:tc>
-          <w:tcPr/>
-          <w:p>
-            <w:pPr>
-              <w:pStyle w:val="Compact"/>
-            </w:pPr>
-            <w:r>
-              <w:t xml:space="preserve">Microsoft Configuration Manager — the tool that owns the task sequence and deployment content.</w:t>
+              <w:t xml:space="preserve">OneView</w:t>
+            </w:r>
+          </w:p>
+        </w:tc>
+        <w:tc>
+          <w:tcPr/>
+          <w:p>
+            <w:pPr>
+              <w:pStyle w:val="Compact"/>
+            </w:pPr>
+            <w:r>
+              <w:t xml:space="preserve">HPE’s central management system; the source of truth for which HPE servers exist and what state they are in.</w:t>
             </w:r>
           </w:p>
         </w:tc>
@@ -4589,18 +4953,18 @@
               <w:pStyle w:val="Compact"/>
             </w:pPr>
             <w:r>
-              <w:t xml:space="preserve">Orchestration</w:t>
-            </w:r>
-          </w:p>
-        </w:tc>
-        <w:tc>
-          <w:tcPr/>
-          <w:p>
-            <w:pPr>
-              <w:pStyle w:val="Compact"/>
-            </w:pPr>
-            <w:r>
-              <w:t xml:space="preserve">Running the stages of the build in the correct order, with the correct inputs.</w:t>
+              <w:t xml:space="preserve">ConfigMgr / MECM</w:t>
+            </w:r>
+          </w:p>
+        </w:tc>
+        <w:tc>
+          <w:tcPr/>
+          <w:p>
+            <w:pPr>
+              <w:pStyle w:val="Compact"/>
+            </w:pPr>
+            <w:r>
+              <w:t xml:space="preserve">Microsoft Configuration Manager — the tool that owns the task sequence and deployment content.</w:t>
             </w:r>
           </w:p>
         </w:tc>
@@ -4613,6 +4977,30 @@
               <w:pStyle w:val="Compact"/>
             </w:pPr>
             <w:r>
+              <w:t xml:space="preserve">Orchestration</w:t>
+            </w:r>
+          </w:p>
+        </w:tc>
+        <w:tc>
+          <w:tcPr/>
+          <w:p>
+            <w:pPr>
+              <w:pStyle w:val="Compact"/>
+            </w:pPr>
+            <w:r>
+              <w:t xml:space="preserve">Running the stages of the build in the correct order, with the correct inputs.</w:t>
+            </w:r>
+          </w:p>
+        </w:tc>
+      </w:tr>
+      <w:tr>
+        <w:tc>
+          <w:tcPr/>
+          <w:p>
+            <w:pPr>
+              <w:pStyle w:val="Compact"/>
+            </w:pPr>
+            <w:r>
               <w:t xml:space="preserve">Audit file</w:t>
             </w:r>
           </w:p>
@@ -4639,8 +5027,8 @@
         </w:tc>
       </w:tr>
     </w:tbl>
-    <w:bookmarkEnd w:id="30"/>
-    <w:bookmarkStart w:id="32" w:name="sec23"/>
+    <w:bookmarkEnd w:id="28"/>
+    <w:bookmarkStart w:id="32" w:name="sec21"/>
     <w:p>
       <w:pPr>
         <w:pStyle w:val="Heading2"/>
@@ -4654,7 +5042,7 @@
         <w:pStyle w:val="Compact"/>
         <w:numPr>
           <w:ilvl w:val="0"/>
-          <w:numId w:val="1019"/>
+          <w:numId w:val="1017"/>
         </w:numPr>
       </w:pPr>
       <w:hyperlink r:id="rId10">
@@ -4677,7 +5065,53 @@
         <w:pStyle w:val="Compact"/>
         <w:numPr>
           <w:ilvl w:val="0"/>
-          <w:numId w:val="1019"/>
+          <w:numId w:val="1017"/>
+        </w:numPr>
+      </w:pPr>
+      <w:hyperlink r:id="rId29">
+        <w:r>
+          <w:rPr>
+            <w:rStyle w:val="Hyperlink"/>
+          </w:rPr>
+          <w:t xml:space="preserve">Automation test plan</w:t>
+        </w:r>
+      </w:hyperlink>
+      <w:r>
+        <w:t xml:space="preserve"> </w:t>
+      </w:r>
+      <w:r>
+        <w:t xml:space="preserve">— the engineer-facing, followable test plan (connection-first ordering, full parameter matrices, highlighted destructive section).</w:t>
+      </w:r>
+    </w:p>
+    <w:p>
+      <w:pPr>
+        <w:pStyle w:val="Compact"/>
+        <w:numPr>
+          <w:ilvl w:val="0"/>
+          <w:numId w:val="1017"/>
+        </w:numPr>
+      </w:pPr>
+      <w:hyperlink r:id="rId30">
+        <w:r>
+          <w:rPr>
+            <w:rStyle w:val="Hyperlink"/>
+          </w:rPr>
+          <w:t xml:space="preserve">HPE OneView commands</w:t>
+        </w:r>
+      </w:hyperlink>
+      <w:r>
+        <w:t xml:space="preserve"> </w:t>
+      </w:r>
+      <w:r>
+        <w:t xml:space="preserve">— the quick-reference of the public command surface.</w:t>
+      </w:r>
+    </w:p>
+    <w:p>
+      <w:pPr>
+        <w:pStyle w:val="Compact"/>
+        <w:numPr>
+          <w:ilvl w:val="0"/>
+          <w:numId w:val="1017"/>
         </w:numPr>
       </w:pPr>
       <w:hyperlink r:id="rId31">
@@ -4963,12 +5397,6 @@
     <w:abstractNumId w:val="991"/>
   </w:num>
   <w:num w:numId="1017">
-    <w:abstractNumId w:val="991"/>
-  </w:num>
-  <w:num w:numId="1018">
-    <w:abstractNumId w:val="991"/>
-  </w:num>
-  <w:num w:numId="1019">
     <w:abstractNumId w:val="991"/>
   </w:num>
 </w:numbering>
